--- a/FuentesCurso/UD 06. Docker Compose/UD 06.01 - Docker Compose.docx
+++ b/FuentesCurso/UD 06. Docker Compose/UD 06.01 - Docker Compose.docx
@@ -22,12 +22,13 @@
         <w:rPr>
           <w:rFonts w:ascii="Proxima Nova" w:cs="Proxima Nova" w:eastAsia="Proxima Nova" w:hAnsi="Proxima Nova"/>
           <w:b w:val="0"/>
+          <w:bCs w:val="0"/>
           <w:color w:val="669966"/>
           <w:sz w:val="48"/>
           <w:szCs w:val="48"/>
           <w:rtl w:val="0"/>
         </w:rPr>
-        <w:t xml:space="preserve">Introducción a Docker</w:t>
+        <w:t xml:space="preserve">Introducción a Docker y Kubernetes</w:t>
       </w:r>
       <w:r>
         <w:rPr>
@@ -73,12 +74,12 @@
           <wp:inline distB="114300" distT="114300" distL="114300" distR="114300">
             <wp:extent cx="447675" cy="57150"/>
             <wp:effectExtent b="0" l="0" r="0" t="0"/>
-            <wp:docPr descr="short line" id="6" name="image7.png"/>
+            <wp:docPr descr="short line" id="5" name="image4.png"/>
             <a:graphic>
               <a:graphicData uri="http://schemas.openxmlformats.org/drawingml/2006/picture">
                 <pic:pic>
                   <pic:nvPicPr>
-                    <pic:cNvPr descr="short line" id="0" name="image7.png"/>
+                    <pic:cNvPr descr="short line" id="0" name="image4.png"/>
                     <pic:cNvPicPr preferRelativeResize="0"/>
                   </pic:nvPicPr>
                   <pic:blipFill>
@@ -165,7 +166,7 @@
           <wp:inline distB="114300" distT="114300" distL="114300" distR="114300">
             <wp:extent cx="6120000" cy="444500"/>
             <wp:effectExtent b="0" l="0" r="0" t="0"/>
-            <wp:docPr id="2" name="image2.png"/>
+            <wp:docPr id="1" name="image2.png"/>
             <a:graphic>
               <a:graphicData uri="http://schemas.openxmlformats.org/drawingml/2006/picture">
                 <pic:pic>
@@ -326,7 +327,7 @@
           <w:szCs w:val="32"/>
           <w:rtl w:val="0"/>
         </w:rPr>
-        <w:t xml:space="preserve">Actualizado Febrero 2025</w:t>
+        <w:t xml:space="preserve">Actualizado Enero 2026</w:t>
       </w:r>
     </w:p>
     <w:p>
@@ -357,6 +358,7 @@
         <w:rPr>
           <w:rFonts w:ascii="Verdana" w:cs="Verdana" w:eastAsia="Verdana" w:hAnsi="Verdana"/>
           <w:b w:val="1"/>
+          <w:bCs w:val="1"/>
           <w:sz w:val="20"/>
           <w:szCs w:val="20"/>
         </w:rPr>
@@ -377,6 +379,7 @@
         <w:rPr>
           <w:rFonts w:ascii="Verdana" w:cs="Verdana" w:eastAsia="Verdana" w:hAnsi="Verdana"/>
           <w:b w:val="1"/>
+          <w:bCs w:val="1"/>
           <w:sz w:val="20"/>
           <w:szCs w:val="20"/>
           <w:rtl w:val="0"/>
@@ -410,12 +413,12 @@
             <wp:extent cx="922564" cy="322898"/>
             <wp:effectExtent b="0" l="0" r="0" t="0"/>
             <wp:wrapSquare wrapText="bothSides" distB="57150" distT="57150" distL="57150" distR="57150"/>
-            <wp:docPr id="3" name="image4.png"/>
+            <wp:docPr id="2" name="image1.png"/>
             <a:graphic>
               <a:graphicData uri="http://schemas.openxmlformats.org/drawingml/2006/picture">
                 <pic:pic>
                   <pic:nvPicPr>
-                    <pic:cNvPr id="0" name="image4.png"/>
+                    <pic:cNvPr id="0" name="image1.png"/>
                     <pic:cNvPicPr preferRelativeResize="0"/>
                   </pic:nvPicPr>
                   <pic:blipFill>
@@ -516,6 +519,7 @@
         <w:ind w:left="0" w:right="57" w:firstLine="0"/>
         <w:rPr>
           <w:b w:val="1"/>
+          <w:bCs w:val="1"/>
         </w:rPr>
       </w:pPr>
       <w:r>
@@ -529,6 +533,7 @@
       <w:r>
         <w:rPr>
           <w:b w:val="1"/>
+          <w:bCs w:val="1"/>
           <w:rtl w:val="0"/>
         </w:rPr>
         <w:t xml:space="preserve">Importante</w:t>
@@ -559,6 +564,7 @@
         <w:ind w:left="0" w:right="57" w:firstLine="0"/>
         <w:rPr>
           <w:b w:val="1"/>
+          <w:bCs w:val="1"/>
         </w:rPr>
       </w:pPr>
       <w:r>
@@ -582,6 +588,7 @@
       <w:r>
         <w:rPr>
           <w:b w:val="1"/>
+          <w:bCs w:val="1"/>
           <w:rtl w:val="0"/>
         </w:rPr>
         <w:t xml:space="preserve">Atención</w:t>
@@ -629,29 +636,11 @@
       <w:r>
         <w:rPr>
           <w:b w:val="1"/>
+          <w:bCs w:val="1"/>
           <w:rtl w:val="0"/>
         </w:rPr>
         <w:t xml:space="preserve">Interesante</w:t>
       </w:r>
-      <w:r>
-        <w:rPr>
-          <w:rtl w:val="0"/>
-        </w:rPr>
-      </w:r>
-    </w:p>
-    <w:p>
-      <w:pPr>
-        <w:keepNext w:val="1"/>
-        <w:pageBreakBefore w:val="0"/>
-        <w:spacing w:after="120" w:before="240" w:lineRule="auto"/>
-        <w:rPr>
-          <w:rFonts w:ascii="Arial" w:cs="Arial" w:eastAsia="Arial" w:hAnsi="Arial"/>
-          <w:b w:val="1"/>
-          <w:smallCaps w:val="1"/>
-          <w:sz w:val="16"/>
-          <w:szCs w:val="16"/>
-        </w:rPr>
-      </w:pPr>
       <w:r>
         <w:rPr>
           <w:rtl w:val="0"/>
@@ -660,6 +649,7 @@
     </w:p>
     <w:sdt>
       <w:sdtPr>
+        <w:id w:val="944580251"/>
         <w:docPartObj>
           <w:docPartGallery w:val="Table of Contents"/>
           <w:docPartUnique w:val="1"/>
@@ -668,24 +658,19 @@
       <w:sdtContent>
         <w:p>
           <w:pPr>
-            <w:pageBreakBefore w:val="0"/>
             <w:tabs>
               <w:tab w:val="right" w:leader="none" w:pos="9637.795275590554"/>
             </w:tabs>
-            <w:spacing w:before="80" w:line="240" w:lineRule="auto"/>
-            <w:ind w:left="0" w:firstLine="0"/>
+            <w:spacing w:after="0" w:before="60" w:lineRule="auto"/>
+            <w:jc w:val="left"/>
             <w:rPr>
               <w:rFonts w:ascii="Verdana" w:cs="Verdana" w:eastAsia="Verdana" w:hAnsi="Verdana"/>
               <w:b w:val="1"/>
-              <w:i w:val="0"/>
-              <w:smallCaps w:val="0"/>
-              <w:strike w:val="0"/>
+              <w:bCs w:val="1"/>
               <w:color w:val="000000"/>
               <w:sz w:val="16"/>
               <w:szCs w:val="16"/>
               <w:u w:val="none"/>
-              <w:shd w:fill="auto" w:val="clear"/>
-              <w:vertAlign w:val="baseline"/>
             </w:rPr>
           </w:pPr>
           <w:r>
@@ -698,7 +683,9 @@
               <w:rPr>
                 <w:rFonts w:ascii="Verdana" w:cs="Verdana" w:eastAsia="Verdana" w:hAnsi="Verdana"/>
                 <w:b w:val="1"/>
+                <w:bCs w:val="1"/>
                 <w:i w:val="0"/>
+                <w:iCs w:val="0"/>
                 <w:smallCaps w:val="0"/>
                 <w:strike w:val="0"/>
                 <w:color w:val="000000"/>
@@ -709,51 +696,11 @@
                 <w:vertAlign w:val="baseline"/>
                 <w:rtl w:val="0"/>
               </w:rPr>
-              <w:t xml:space="preserve">Introducción</w:t>
+              <w:t xml:space="preserve">1. Introducción</w:t>
+              <w:tab/>
+              <w:t xml:space="preserve">2</w:t>
             </w:r>
           </w:hyperlink>
-          <w:r>
-            <w:rPr>
-              <w:rFonts w:ascii="Verdana" w:cs="Verdana" w:eastAsia="Verdana" w:hAnsi="Verdana"/>
-              <w:b w:val="1"/>
-              <w:i w:val="0"/>
-              <w:smallCaps w:val="0"/>
-              <w:strike w:val="0"/>
-              <w:color w:val="000000"/>
-              <w:sz w:val="16"/>
-              <w:szCs w:val="16"/>
-              <w:u w:val="none"/>
-              <w:shd w:fill="auto" w:val="clear"/>
-              <w:vertAlign w:val="baseline"/>
-              <w:rtl w:val="0"/>
-            </w:rPr>
-            <w:tab/>
-          </w:r>
-          <w:r>
-            <w:fldChar w:fldCharType="begin"/>
-            <w:instrText xml:space="preserve"> PAGEREF _dbh0n1vac4c8 \h </w:instrText>
-            <w:fldChar w:fldCharType="separate"/>
-          </w:r>
-          <w:r>
-            <w:rPr>
-              <w:rFonts w:ascii="Verdana" w:cs="Verdana" w:eastAsia="Verdana" w:hAnsi="Verdana"/>
-              <w:b w:val="1"/>
-              <w:i w:val="0"/>
-              <w:smallCaps w:val="0"/>
-              <w:strike w:val="0"/>
-              <w:color w:val="000000"/>
-              <w:sz w:val="16"/>
-              <w:szCs w:val="16"/>
-              <w:u w:val="none"/>
-              <w:shd w:fill="auto" w:val="clear"/>
-              <w:vertAlign w:val="baseline"/>
-              <w:rtl w:val="0"/>
-            </w:rPr>
-            <w:t xml:space="preserve">3</w:t>
-          </w:r>
-          <w:r>
-            <w:fldChar w:fldCharType="end"/>
-          </w:r>
           <w:r>
             <w:rPr>
               <w:rtl w:val="0"/>
@@ -762,24 +709,19 @@
         </w:p>
         <w:p>
           <w:pPr>
-            <w:pageBreakBefore w:val="0"/>
             <w:tabs>
               <w:tab w:val="right" w:leader="none" w:pos="9637.795275590554"/>
             </w:tabs>
-            <w:spacing w:before="200" w:line="240" w:lineRule="auto"/>
-            <w:ind w:left="0" w:firstLine="0"/>
+            <w:spacing w:after="0" w:before="60" w:lineRule="auto"/>
+            <w:jc w:val="left"/>
             <w:rPr>
               <w:rFonts w:ascii="Verdana" w:cs="Verdana" w:eastAsia="Verdana" w:hAnsi="Verdana"/>
               <w:b w:val="1"/>
-              <w:i w:val="0"/>
-              <w:smallCaps w:val="0"/>
-              <w:strike w:val="0"/>
+              <w:bCs w:val="1"/>
               <w:color w:val="000000"/>
               <w:sz w:val="16"/>
               <w:szCs w:val="16"/>
               <w:u w:val="none"/>
-              <w:shd w:fill="auto" w:val="clear"/>
-              <w:vertAlign w:val="baseline"/>
             </w:rPr>
           </w:pPr>
           <w:hyperlink w:anchor="_vyhbfp4t666x">
@@ -787,7 +729,9 @@
               <w:rPr>
                 <w:rFonts w:ascii="Verdana" w:cs="Verdana" w:eastAsia="Verdana" w:hAnsi="Verdana"/>
                 <w:b w:val="1"/>
+                <w:bCs w:val="1"/>
                 <w:i w:val="0"/>
+                <w:iCs w:val="0"/>
                 <w:smallCaps w:val="0"/>
                 <w:strike w:val="0"/>
                 <w:color w:val="000000"/>
@@ -798,51 +742,11 @@
                 <w:vertAlign w:val="baseline"/>
                 <w:rtl w:val="0"/>
               </w:rPr>
-              <w:t xml:space="preserve">Docker Compose</w:t>
+              <w:t xml:space="preserve">2. Docker Compose</w:t>
+              <w:tab/>
+              <w:t xml:space="preserve">2</w:t>
             </w:r>
           </w:hyperlink>
-          <w:r>
-            <w:rPr>
-              <w:rFonts w:ascii="Verdana" w:cs="Verdana" w:eastAsia="Verdana" w:hAnsi="Verdana"/>
-              <w:b w:val="1"/>
-              <w:i w:val="0"/>
-              <w:smallCaps w:val="0"/>
-              <w:strike w:val="0"/>
-              <w:color w:val="000000"/>
-              <w:sz w:val="16"/>
-              <w:szCs w:val="16"/>
-              <w:u w:val="none"/>
-              <w:shd w:fill="auto" w:val="clear"/>
-              <w:vertAlign w:val="baseline"/>
-              <w:rtl w:val="0"/>
-            </w:rPr>
-            <w:tab/>
-          </w:r>
-          <w:r>
-            <w:fldChar w:fldCharType="begin"/>
-            <w:instrText xml:space="preserve"> PAGEREF _vyhbfp4t666x \h </w:instrText>
-            <w:fldChar w:fldCharType="separate"/>
-          </w:r>
-          <w:r>
-            <w:rPr>
-              <w:rFonts w:ascii="Verdana" w:cs="Verdana" w:eastAsia="Verdana" w:hAnsi="Verdana"/>
-              <w:b w:val="1"/>
-              <w:i w:val="0"/>
-              <w:smallCaps w:val="0"/>
-              <w:strike w:val="0"/>
-              <w:color w:val="000000"/>
-              <w:sz w:val="16"/>
-              <w:szCs w:val="16"/>
-              <w:u w:val="none"/>
-              <w:shd w:fill="auto" w:val="clear"/>
-              <w:vertAlign w:val="baseline"/>
-              <w:rtl w:val="0"/>
-            </w:rPr>
-            <w:t xml:space="preserve">3</w:t>
-          </w:r>
-          <w:r>
-            <w:fldChar w:fldCharType="end"/>
-          </w:r>
           <w:r>
             <w:rPr>
               <w:rtl w:val="0"/>
@@ -851,24 +755,19 @@
         </w:p>
         <w:p>
           <w:pPr>
-            <w:pageBreakBefore w:val="0"/>
             <w:tabs>
               <w:tab w:val="right" w:leader="none" w:pos="9637.795275590554"/>
             </w:tabs>
-            <w:spacing w:before="200" w:line="240" w:lineRule="auto"/>
-            <w:ind w:left="0" w:firstLine="0"/>
+            <w:spacing w:after="0" w:before="60" w:lineRule="auto"/>
+            <w:jc w:val="left"/>
             <w:rPr>
               <w:rFonts w:ascii="Verdana" w:cs="Verdana" w:eastAsia="Verdana" w:hAnsi="Verdana"/>
               <w:b w:val="1"/>
-              <w:i w:val="0"/>
-              <w:smallCaps w:val="0"/>
-              <w:strike w:val="0"/>
+              <w:bCs w:val="1"/>
               <w:color w:val="000000"/>
               <w:sz w:val="16"/>
               <w:szCs w:val="16"/>
               <w:u w:val="none"/>
-              <w:shd w:fill="auto" w:val="clear"/>
-              <w:vertAlign w:val="baseline"/>
             </w:rPr>
           </w:pPr>
           <w:hyperlink w:anchor="_b67l6dln656a">
@@ -876,7 +775,9 @@
               <w:rPr>
                 <w:rFonts w:ascii="Verdana" w:cs="Verdana" w:eastAsia="Verdana" w:hAnsi="Verdana"/>
                 <w:b w:val="1"/>
+                <w:bCs w:val="1"/>
                 <w:i w:val="0"/>
+                <w:iCs w:val="0"/>
                 <w:smallCaps w:val="0"/>
                 <w:strike w:val="0"/>
                 <w:color w:val="000000"/>
@@ -887,27 +788,43 @@
                 <w:vertAlign w:val="baseline"/>
                 <w:rtl w:val="0"/>
               </w:rPr>
-              <w:t xml:space="preserve">¿Qué es Docker </w:t>
+              <w:t xml:space="preserve">2.1  ¿Qué es Docker Compose?</w:t>
+              <w:tab/>
+              <w:t xml:space="preserve">2</w:t>
             </w:r>
           </w:hyperlink>
-          <w:hyperlink w:anchor="_b67l6dln656a">
+          <w:r>
+            <w:rPr>
+              <w:rtl w:val="0"/>
+            </w:rPr>
+          </w:r>
+        </w:p>
+        <w:p>
+          <w:pPr>
+            <w:tabs>
+              <w:tab w:val="right" w:leader="none" w:pos="9637.795275590554"/>
+            </w:tabs>
+            <w:spacing w:after="0" w:before="60" w:lineRule="auto"/>
+            <w:ind w:left="360" w:firstLine="0"/>
+            <w:jc w:val="left"/>
+            <w:rPr>
+              <w:rFonts w:ascii="Verdana" w:cs="Verdana" w:eastAsia="Verdana" w:hAnsi="Verdana"/>
+              <w:b w:val="1"/>
+              <w:bCs w:val="1"/>
+              <w:color w:val="000000"/>
+              <w:sz w:val="16"/>
+              <w:szCs w:val="16"/>
+              <w:u w:val="none"/>
+            </w:rPr>
+          </w:pPr>
+          <w:hyperlink w:anchor="_iol64q9i0w94">
             <w:r>
               <w:rPr>
                 <w:rFonts w:ascii="Verdana" w:cs="Verdana" w:eastAsia="Verdana" w:hAnsi="Verdana"/>
                 <w:b w:val="1"/>
-                <w:sz w:val="16"/>
-                <w:szCs w:val="16"/>
-                <w:rtl w:val="0"/>
-              </w:rPr>
-              <w:t xml:space="preserve">C</w:t>
-            </w:r>
-          </w:hyperlink>
-          <w:hyperlink w:anchor="_b67l6dln656a">
-            <w:r>
-              <w:rPr>
-                <w:rFonts w:ascii="Verdana" w:cs="Verdana" w:eastAsia="Verdana" w:hAnsi="Verdana"/>
-                <w:b w:val="1"/>
+                <w:bCs w:val="1"/>
                 <w:i w:val="0"/>
+                <w:iCs w:val="0"/>
                 <w:smallCaps w:val="0"/>
                 <w:strike w:val="0"/>
                 <w:color w:val="000000"/>
@@ -918,51 +835,11 @@
                 <w:vertAlign w:val="baseline"/>
                 <w:rtl w:val="0"/>
               </w:rPr>
-              <w:t xml:space="preserve">ompose?</w:t>
+              <w:t xml:space="preserve">2.2  Instalando Docker Compose</w:t>
+              <w:tab/>
+              <w:t xml:space="preserve">3</w:t>
             </w:r>
           </w:hyperlink>
-          <w:r>
-            <w:rPr>
-              <w:rFonts w:ascii="Verdana" w:cs="Verdana" w:eastAsia="Verdana" w:hAnsi="Verdana"/>
-              <w:b w:val="1"/>
-              <w:i w:val="0"/>
-              <w:smallCaps w:val="0"/>
-              <w:strike w:val="0"/>
-              <w:color w:val="000000"/>
-              <w:sz w:val="16"/>
-              <w:szCs w:val="16"/>
-              <w:u w:val="none"/>
-              <w:shd w:fill="auto" w:val="clear"/>
-              <w:vertAlign w:val="baseline"/>
-              <w:rtl w:val="0"/>
-            </w:rPr>
-            <w:tab/>
-          </w:r>
-          <w:r>
-            <w:fldChar w:fldCharType="begin"/>
-            <w:instrText xml:space="preserve"> PAGEREF _b67l6dln656a \h </w:instrText>
-            <w:fldChar w:fldCharType="separate"/>
-          </w:r>
-          <w:r>
-            <w:rPr>
-              <w:rFonts w:ascii="Verdana" w:cs="Verdana" w:eastAsia="Verdana" w:hAnsi="Verdana"/>
-              <w:b w:val="1"/>
-              <w:i w:val="0"/>
-              <w:smallCaps w:val="0"/>
-              <w:strike w:val="0"/>
-              <w:color w:val="000000"/>
-              <w:sz w:val="16"/>
-              <w:szCs w:val="16"/>
-              <w:u w:val="none"/>
-              <w:shd w:fill="auto" w:val="clear"/>
-              <w:vertAlign w:val="baseline"/>
-              <w:rtl w:val="0"/>
-            </w:rPr>
-            <w:t xml:space="preserve">3</w:t>
-          </w:r>
-          <w:r>
-            <w:fldChar w:fldCharType="end"/>
-          </w:r>
           <w:r>
             <w:rPr>
               <w:rtl w:val="0"/>
@@ -971,32 +848,29 @@
         </w:p>
         <w:p>
           <w:pPr>
-            <w:pageBreakBefore w:val="0"/>
             <w:tabs>
               <w:tab w:val="right" w:leader="none" w:pos="9637.795275590554"/>
             </w:tabs>
-            <w:spacing w:before="60" w:line="240" w:lineRule="auto"/>
-            <w:ind w:left="360" w:firstLine="0"/>
+            <w:spacing w:after="0" w:before="60" w:lineRule="auto"/>
+            <w:jc w:val="left"/>
             <w:rPr>
               <w:rFonts w:ascii="Verdana" w:cs="Verdana" w:eastAsia="Verdana" w:hAnsi="Verdana"/>
               <w:b w:val="1"/>
-              <w:i w:val="0"/>
-              <w:smallCaps w:val="0"/>
-              <w:strike w:val="0"/>
+              <w:bCs w:val="1"/>
               <w:color w:val="000000"/>
               <w:sz w:val="16"/>
               <w:szCs w:val="16"/>
               <w:u w:val="none"/>
-              <w:shd w:fill="auto" w:val="clear"/>
-              <w:vertAlign w:val="baseline"/>
             </w:rPr>
           </w:pPr>
-          <w:hyperlink w:anchor="_iol64q9i0w94">
+          <w:hyperlink w:anchor="_d522umg90fqi">
             <w:r>
               <w:rPr>
                 <w:rFonts w:ascii="Verdana" w:cs="Verdana" w:eastAsia="Verdana" w:hAnsi="Verdana"/>
                 <w:b w:val="1"/>
+                <w:bCs w:val="1"/>
                 <w:i w:val="0"/>
+                <w:iCs w:val="0"/>
                 <w:smallCaps w:val="0"/>
                 <w:strike w:val="0"/>
                 <w:color w:val="000000"/>
@@ -1007,51 +881,11 @@
                 <w:vertAlign w:val="baseline"/>
                 <w:rtl w:val="0"/>
               </w:rPr>
-              <w:t xml:space="preserve">Instalando Docker Compose</w:t>
+              <w:t xml:space="preserve">3. Formato YAML y Fichero “docker-compose.yml”</w:t>
+              <w:tab/>
+              <w:t xml:space="preserve">3</w:t>
             </w:r>
           </w:hyperlink>
-          <w:r>
-            <w:rPr>
-              <w:rFonts w:ascii="Verdana" w:cs="Verdana" w:eastAsia="Verdana" w:hAnsi="Verdana"/>
-              <w:b w:val="1"/>
-              <w:i w:val="0"/>
-              <w:smallCaps w:val="0"/>
-              <w:strike w:val="0"/>
-              <w:color w:val="000000"/>
-              <w:sz w:val="16"/>
-              <w:szCs w:val="16"/>
-              <w:u w:val="none"/>
-              <w:shd w:fill="auto" w:val="clear"/>
-              <w:vertAlign w:val="baseline"/>
-              <w:rtl w:val="0"/>
-            </w:rPr>
-            <w:tab/>
-          </w:r>
-          <w:r>
-            <w:fldChar w:fldCharType="begin"/>
-            <w:instrText xml:space="preserve"> PAGEREF _iol64q9i0w94 \h </w:instrText>
-            <w:fldChar w:fldCharType="separate"/>
-          </w:r>
-          <w:r>
-            <w:rPr>
-              <w:rFonts w:ascii="Verdana" w:cs="Verdana" w:eastAsia="Verdana" w:hAnsi="Verdana"/>
-              <w:b w:val="1"/>
-              <w:i w:val="0"/>
-              <w:smallCaps w:val="0"/>
-              <w:strike w:val="0"/>
-              <w:color w:val="000000"/>
-              <w:sz w:val="16"/>
-              <w:szCs w:val="16"/>
-              <w:u w:val="none"/>
-              <w:shd w:fill="auto" w:val="clear"/>
-              <w:vertAlign w:val="baseline"/>
-              <w:rtl w:val="0"/>
-            </w:rPr>
-            <w:t xml:space="preserve">3</w:t>
-          </w:r>
-          <w:r>
-            <w:fldChar w:fldCharType="end"/>
-          </w:r>
           <w:r>
             <w:rPr>
               <w:rtl w:val="0"/>
@@ -1060,32 +894,30 @@
         </w:p>
         <w:p>
           <w:pPr>
-            <w:pageBreakBefore w:val="0"/>
             <w:tabs>
               <w:tab w:val="right" w:leader="none" w:pos="9637.795275590554"/>
             </w:tabs>
-            <w:spacing w:before="200" w:line="240" w:lineRule="auto"/>
-            <w:ind w:left="0" w:firstLine="0"/>
+            <w:spacing w:after="0" w:before="60" w:lineRule="auto"/>
+            <w:ind w:left="360" w:firstLine="0"/>
+            <w:jc w:val="left"/>
             <w:rPr>
               <w:rFonts w:ascii="Verdana" w:cs="Verdana" w:eastAsia="Verdana" w:hAnsi="Verdana"/>
               <w:b w:val="1"/>
-              <w:i w:val="0"/>
-              <w:smallCaps w:val="0"/>
-              <w:strike w:val="0"/>
+              <w:bCs w:val="1"/>
               <w:color w:val="000000"/>
               <w:sz w:val="16"/>
               <w:szCs w:val="16"/>
               <w:u w:val="none"/>
-              <w:shd w:fill="auto" w:val="clear"/>
-              <w:vertAlign w:val="baseline"/>
             </w:rPr>
           </w:pPr>
-          <w:hyperlink w:anchor="_d522umg90fqi">
+          <w:hyperlink w:anchor="_8ued2mxr0360">
             <w:r>
               <w:rPr>
                 <w:rFonts w:ascii="Verdana" w:cs="Verdana" w:eastAsia="Verdana" w:hAnsi="Verdana"/>
                 <w:b w:val="1"/>
+                <w:bCs w:val="1"/>
                 <w:i w:val="0"/>
+                <w:iCs w:val="0"/>
                 <w:smallCaps w:val="0"/>
                 <w:strike w:val="0"/>
                 <w:color w:val="000000"/>
@@ -1096,51 +928,11 @@
                 <w:vertAlign w:val="baseline"/>
                 <w:rtl w:val="0"/>
               </w:rPr>
-              <w:t xml:space="preserve">Formato YAML y Fichero “docker-compose.yml”</w:t>
+              <w:t xml:space="preserve">3.1  ¿Qué es YAML?</w:t>
+              <w:tab/>
+              <w:t xml:space="preserve">3</w:t>
             </w:r>
           </w:hyperlink>
-          <w:r>
-            <w:rPr>
-              <w:rFonts w:ascii="Verdana" w:cs="Verdana" w:eastAsia="Verdana" w:hAnsi="Verdana"/>
-              <w:b w:val="1"/>
-              <w:i w:val="0"/>
-              <w:smallCaps w:val="0"/>
-              <w:strike w:val="0"/>
-              <w:color w:val="000000"/>
-              <w:sz w:val="16"/>
-              <w:szCs w:val="16"/>
-              <w:u w:val="none"/>
-              <w:shd w:fill="auto" w:val="clear"/>
-              <w:vertAlign w:val="baseline"/>
-              <w:rtl w:val="0"/>
-            </w:rPr>
-            <w:tab/>
-          </w:r>
-          <w:r>
-            <w:fldChar w:fldCharType="begin"/>
-            <w:instrText xml:space="preserve"> PAGEREF _d522umg90fqi \h </w:instrText>
-            <w:fldChar w:fldCharType="separate"/>
-          </w:r>
-          <w:r>
-            <w:rPr>
-              <w:rFonts w:ascii="Verdana" w:cs="Verdana" w:eastAsia="Verdana" w:hAnsi="Verdana"/>
-              <w:b w:val="1"/>
-              <w:i w:val="0"/>
-              <w:smallCaps w:val="0"/>
-              <w:strike w:val="0"/>
-              <w:color w:val="000000"/>
-              <w:sz w:val="16"/>
-              <w:szCs w:val="16"/>
-              <w:u w:val="none"/>
-              <w:shd w:fill="auto" w:val="clear"/>
-              <w:vertAlign w:val="baseline"/>
-              <w:rtl w:val="0"/>
-            </w:rPr>
-            <w:t xml:space="preserve">4</w:t>
-          </w:r>
-          <w:r>
-            <w:fldChar w:fldCharType="end"/>
-          </w:r>
           <w:r>
             <w:rPr>
               <w:rtl w:val="0"/>
@@ -1149,32 +941,30 @@
         </w:p>
         <w:p>
           <w:pPr>
-            <w:pageBreakBefore w:val="0"/>
             <w:tabs>
               <w:tab w:val="right" w:leader="none" w:pos="9637.795275590554"/>
             </w:tabs>
-            <w:spacing w:before="60" w:line="240" w:lineRule="auto"/>
+            <w:spacing w:after="0" w:before="60" w:lineRule="auto"/>
             <w:ind w:left="360" w:firstLine="0"/>
+            <w:jc w:val="left"/>
             <w:rPr>
               <w:rFonts w:ascii="Verdana" w:cs="Verdana" w:eastAsia="Verdana" w:hAnsi="Verdana"/>
               <w:b w:val="1"/>
-              <w:i w:val="0"/>
-              <w:smallCaps w:val="0"/>
-              <w:strike w:val="0"/>
+              <w:bCs w:val="1"/>
               <w:color w:val="000000"/>
               <w:sz w:val="16"/>
               <w:szCs w:val="16"/>
               <w:u w:val="none"/>
-              <w:shd w:fill="auto" w:val="clear"/>
-              <w:vertAlign w:val="baseline"/>
             </w:rPr>
           </w:pPr>
-          <w:hyperlink w:anchor="_8ued2mxr0360">
+          <w:hyperlink w:anchor="_pmp1hg2z86dp">
             <w:r>
               <w:rPr>
                 <w:rFonts w:ascii="Verdana" w:cs="Verdana" w:eastAsia="Verdana" w:hAnsi="Verdana"/>
                 <w:b w:val="1"/>
+                <w:bCs w:val="1"/>
                 <w:i w:val="0"/>
+                <w:iCs w:val="0"/>
                 <w:smallCaps w:val="0"/>
                 <w:strike w:val="0"/>
                 <w:color w:val="000000"/>
@@ -1185,51 +975,11 @@
                 <w:vertAlign w:val="baseline"/>
                 <w:rtl w:val="0"/>
               </w:rPr>
-              <w:t xml:space="preserve">¿Qué es YAML?</w:t>
+              <w:t xml:space="preserve">3.2  ¿Qué es el fichero “docker-compose.yml”?</w:t>
+              <w:tab/>
+              <w:t xml:space="preserve">4</w:t>
             </w:r>
           </w:hyperlink>
-          <w:r>
-            <w:rPr>
-              <w:rFonts w:ascii="Verdana" w:cs="Verdana" w:eastAsia="Verdana" w:hAnsi="Verdana"/>
-              <w:b w:val="1"/>
-              <w:i w:val="0"/>
-              <w:smallCaps w:val="0"/>
-              <w:strike w:val="0"/>
-              <w:color w:val="000000"/>
-              <w:sz w:val="16"/>
-              <w:szCs w:val="16"/>
-              <w:u w:val="none"/>
-              <w:shd w:fill="auto" w:val="clear"/>
-              <w:vertAlign w:val="baseline"/>
-              <w:rtl w:val="0"/>
-            </w:rPr>
-            <w:tab/>
-          </w:r>
-          <w:r>
-            <w:fldChar w:fldCharType="begin"/>
-            <w:instrText xml:space="preserve"> PAGEREF _8ued2mxr0360 \h </w:instrText>
-            <w:fldChar w:fldCharType="separate"/>
-          </w:r>
-          <w:r>
-            <w:rPr>
-              <w:rFonts w:ascii="Verdana" w:cs="Verdana" w:eastAsia="Verdana" w:hAnsi="Verdana"/>
-              <w:b w:val="1"/>
-              <w:i w:val="0"/>
-              <w:smallCaps w:val="0"/>
-              <w:strike w:val="0"/>
-              <w:color w:val="000000"/>
-              <w:sz w:val="16"/>
-              <w:szCs w:val="16"/>
-              <w:u w:val="none"/>
-              <w:shd w:fill="auto" w:val="clear"/>
-              <w:vertAlign w:val="baseline"/>
-              <w:rtl w:val="0"/>
-            </w:rPr>
-            <w:t xml:space="preserve">4</w:t>
-          </w:r>
-          <w:r>
-            <w:fldChar w:fldCharType="end"/>
-          </w:r>
           <w:r>
             <w:rPr>
               <w:rtl w:val="0"/>
@@ -1238,32 +988,30 @@
         </w:p>
         <w:p>
           <w:pPr>
-            <w:pageBreakBefore w:val="0"/>
             <w:tabs>
               <w:tab w:val="right" w:leader="none" w:pos="9637.795275590554"/>
             </w:tabs>
-            <w:spacing w:before="60" w:line="240" w:lineRule="auto"/>
-            <w:ind w:left="360" w:firstLine="0"/>
+            <w:spacing w:after="0" w:before="60" w:lineRule="auto"/>
+            <w:ind w:left="720" w:firstLine="0"/>
+            <w:jc w:val="left"/>
             <w:rPr>
               <w:rFonts w:ascii="Verdana" w:cs="Verdana" w:eastAsia="Verdana" w:hAnsi="Verdana"/>
               <w:b w:val="1"/>
-              <w:i w:val="0"/>
-              <w:smallCaps w:val="0"/>
-              <w:strike w:val="0"/>
+              <w:bCs w:val="1"/>
               <w:color w:val="000000"/>
               <w:sz w:val="16"/>
               <w:szCs w:val="16"/>
               <w:u w:val="none"/>
-              <w:shd w:fill="auto" w:val="clear"/>
-              <w:vertAlign w:val="baseline"/>
             </w:rPr>
           </w:pPr>
-          <w:hyperlink w:anchor="_pmp1hg2z86dp">
+          <w:hyperlink w:anchor="_nuwz5zje0gof">
             <w:r>
               <w:rPr>
                 <w:rFonts w:ascii="Verdana" w:cs="Verdana" w:eastAsia="Verdana" w:hAnsi="Verdana"/>
                 <w:b w:val="1"/>
+                <w:bCs w:val="1"/>
                 <w:i w:val="0"/>
+                <w:iCs w:val="0"/>
                 <w:smallCaps w:val="0"/>
                 <w:strike w:val="0"/>
                 <w:color w:val="000000"/>
@@ -1274,51 +1022,11 @@
                 <w:vertAlign w:val="baseline"/>
                 <w:rtl w:val="0"/>
               </w:rPr>
-              <w:t xml:space="preserve">¿Qué es el fichero “docker-compose.yml”?</w:t>
+              <w:t xml:space="preserve">3.3  ¿Qué información podemos especificar en nuestro fichero “docker-compose.yml”?</w:t>
+              <w:tab/>
+              <w:t xml:space="preserve">4</w:t>
             </w:r>
           </w:hyperlink>
-          <w:r>
-            <w:rPr>
-              <w:rFonts w:ascii="Verdana" w:cs="Verdana" w:eastAsia="Verdana" w:hAnsi="Verdana"/>
-              <w:b w:val="1"/>
-              <w:i w:val="0"/>
-              <w:smallCaps w:val="0"/>
-              <w:strike w:val="0"/>
-              <w:color w:val="000000"/>
-              <w:sz w:val="16"/>
-              <w:szCs w:val="16"/>
-              <w:u w:val="none"/>
-              <w:shd w:fill="auto" w:val="clear"/>
-              <w:vertAlign w:val="baseline"/>
-              <w:rtl w:val="0"/>
-            </w:rPr>
-            <w:tab/>
-          </w:r>
-          <w:r>
-            <w:fldChar w:fldCharType="begin"/>
-            <w:instrText xml:space="preserve"> PAGEREF _pmp1hg2z86dp \h </w:instrText>
-            <w:fldChar w:fldCharType="separate"/>
-          </w:r>
-          <w:r>
-            <w:rPr>
-              <w:rFonts w:ascii="Verdana" w:cs="Verdana" w:eastAsia="Verdana" w:hAnsi="Verdana"/>
-              <w:b w:val="1"/>
-              <w:i w:val="0"/>
-              <w:smallCaps w:val="0"/>
-              <w:strike w:val="0"/>
-              <w:color w:val="000000"/>
-              <w:sz w:val="16"/>
-              <w:szCs w:val="16"/>
-              <w:u w:val="none"/>
-              <w:shd w:fill="auto" w:val="clear"/>
-              <w:vertAlign w:val="baseline"/>
-              <w:rtl w:val="0"/>
-            </w:rPr>
-            <w:t xml:space="preserve">4</w:t>
-          </w:r>
-          <w:r>
-            <w:fldChar w:fldCharType="end"/>
-          </w:r>
           <w:r>
             <w:rPr>
               <w:rtl w:val="0"/>
@@ -1327,32 +1035,30 @@
         </w:p>
         <w:p>
           <w:pPr>
-            <w:pageBreakBefore w:val="0"/>
             <w:tabs>
               <w:tab w:val="right" w:leader="none" w:pos="9637.795275590554"/>
             </w:tabs>
-            <w:spacing w:before="60" w:line="240" w:lineRule="auto"/>
-            <w:ind w:left="720" w:firstLine="0"/>
+            <w:spacing w:after="0" w:before="60" w:lineRule="auto"/>
+            <w:ind w:left="360" w:firstLine="0"/>
+            <w:jc w:val="left"/>
             <w:rPr>
               <w:rFonts w:ascii="Verdana" w:cs="Verdana" w:eastAsia="Verdana" w:hAnsi="Verdana"/>
               <w:b w:val="1"/>
-              <w:i w:val="0"/>
-              <w:smallCaps w:val="0"/>
-              <w:strike w:val="0"/>
+              <w:bCs w:val="1"/>
               <w:color w:val="000000"/>
               <w:sz w:val="16"/>
               <w:szCs w:val="16"/>
               <w:u w:val="none"/>
-              <w:shd w:fill="auto" w:val="clear"/>
-              <w:vertAlign w:val="baseline"/>
             </w:rPr>
           </w:pPr>
-          <w:hyperlink w:anchor="_nuwz5zje0gof">
+          <w:hyperlink w:anchor="_6k0x7xeu5d8c">
             <w:r>
               <w:rPr>
                 <w:rFonts w:ascii="Verdana" w:cs="Verdana" w:eastAsia="Verdana" w:hAnsi="Verdana"/>
                 <w:b w:val="1"/>
+                <w:bCs w:val="1"/>
                 <w:i w:val="0"/>
+                <w:iCs w:val="0"/>
                 <w:smallCaps w:val="0"/>
                 <w:strike w:val="0"/>
                 <w:color w:val="000000"/>
@@ -1363,51 +1069,11 @@
                 <w:vertAlign w:val="baseline"/>
                 <w:rtl w:val="0"/>
               </w:rPr>
-              <w:t xml:space="preserve">¿Qué información podemos especificar en nuestro fichero “docker-compose.yml”?</w:t>
+              <w:t xml:space="preserve">3.4  Entendiendo un fichero “docker-compose.yml” con ejemplo Wordpress</w:t>
+              <w:tab/>
+              <w:t xml:space="preserve">5</w:t>
             </w:r>
           </w:hyperlink>
-          <w:r>
-            <w:rPr>
-              <w:rFonts w:ascii="Verdana" w:cs="Verdana" w:eastAsia="Verdana" w:hAnsi="Verdana"/>
-              <w:b w:val="1"/>
-              <w:i w:val="0"/>
-              <w:smallCaps w:val="0"/>
-              <w:strike w:val="0"/>
-              <w:color w:val="000000"/>
-              <w:sz w:val="16"/>
-              <w:szCs w:val="16"/>
-              <w:u w:val="none"/>
-              <w:shd w:fill="auto" w:val="clear"/>
-              <w:vertAlign w:val="baseline"/>
-              <w:rtl w:val="0"/>
-            </w:rPr>
-            <w:tab/>
-          </w:r>
-          <w:r>
-            <w:fldChar w:fldCharType="begin"/>
-            <w:instrText xml:space="preserve"> PAGEREF _nuwz5zje0gof \h </w:instrText>
-            <w:fldChar w:fldCharType="separate"/>
-          </w:r>
-          <w:r>
-            <w:rPr>
-              <w:rFonts w:ascii="Verdana" w:cs="Verdana" w:eastAsia="Verdana" w:hAnsi="Verdana"/>
-              <w:b w:val="1"/>
-              <w:i w:val="0"/>
-              <w:smallCaps w:val="0"/>
-              <w:strike w:val="0"/>
-              <w:color w:val="000000"/>
-              <w:sz w:val="16"/>
-              <w:szCs w:val="16"/>
-              <w:u w:val="none"/>
-              <w:shd w:fill="auto" w:val="clear"/>
-              <w:vertAlign w:val="baseline"/>
-              <w:rtl w:val="0"/>
-            </w:rPr>
-            <w:t xml:space="preserve">5</w:t>
-          </w:r>
-          <w:r>
-            <w:fldChar w:fldCharType="end"/>
-          </w:r>
           <w:r>
             <w:rPr>
               <w:rtl w:val="0"/>
@@ -1416,32 +1082,30 @@
         </w:p>
         <w:p>
           <w:pPr>
-            <w:pageBreakBefore w:val="0"/>
             <w:tabs>
               <w:tab w:val="right" w:leader="none" w:pos="9637.795275590554"/>
             </w:tabs>
-            <w:spacing w:before="60" w:line="240" w:lineRule="auto"/>
-            <w:ind w:left="360" w:firstLine="0"/>
+            <w:spacing w:after="0" w:before="60" w:lineRule="auto"/>
+            <w:ind w:left="720" w:firstLine="0"/>
+            <w:jc w:val="left"/>
             <w:rPr>
               <w:rFonts w:ascii="Verdana" w:cs="Verdana" w:eastAsia="Verdana" w:hAnsi="Verdana"/>
               <w:b w:val="1"/>
-              <w:i w:val="0"/>
-              <w:smallCaps w:val="0"/>
-              <w:strike w:val="0"/>
+              <w:bCs w:val="1"/>
               <w:color w:val="000000"/>
               <w:sz w:val="16"/>
               <w:szCs w:val="16"/>
               <w:u w:val="none"/>
-              <w:shd w:fill="auto" w:val="clear"/>
-              <w:vertAlign w:val="baseline"/>
             </w:rPr>
           </w:pPr>
-          <w:hyperlink w:anchor="_6k0x7xeu5d8c">
+          <w:hyperlink w:anchor="_7dt1pwaeiuxq">
             <w:r>
               <w:rPr>
                 <w:rFonts w:ascii="Verdana" w:cs="Verdana" w:eastAsia="Verdana" w:hAnsi="Verdana"/>
                 <w:b w:val="1"/>
+                <w:bCs w:val="1"/>
                 <w:i w:val="0"/>
+                <w:iCs w:val="0"/>
                 <w:smallCaps w:val="0"/>
                 <w:strike w:val="0"/>
                 <w:color w:val="000000"/>
@@ -1452,51 +1116,11 @@
                 <w:vertAlign w:val="baseline"/>
                 <w:rtl w:val="0"/>
               </w:rPr>
-              <w:t xml:space="preserve">Entendiendo un fichero “docker-compose.yml” con ejemplo Wordpress</w:t>
+              <w:t xml:space="preserve">3.4.1  Palabra clave “version”</w:t>
+              <w:tab/>
+              <w:t xml:space="preserve">5</w:t>
             </w:r>
           </w:hyperlink>
-          <w:r>
-            <w:rPr>
-              <w:rFonts w:ascii="Verdana" w:cs="Verdana" w:eastAsia="Verdana" w:hAnsi="Verdana"/>
-              <w:b w:val="1"/>
-              <w:i w:val="0"/>
-              <w:smallCaps w:val="0"/>
-              <w:strike w:val="0"/>
-              <w:color w:val="000000"/>
-              <w:sz w:val="16"/>
-              <w:szCs w:val="16"/>
-              <w:u w:val="none"/>
-              <w:shd w:fill="auto" w:val="clear"/>
-              <w:vertAlign w:val="baseline"/>
-              <w:rtl w:val="0"/>
-            </w:rPr>
-            <w:tab/>
-          </w:r>
-          <w:r>
-            <w:fldChar w:fldCharType="begin"/>
-            <w:instrText xml:space="preserve"> PAGEREF _6k0x7xeu5d8c \h </w:instrText>
-            <w:fldChar w:fldCharType="separate"/>
-          </w:r>
-          <w:r>
-            <w:rPr>
-              <w:rFonts w:ascii="Verdana" w:cs="Verdana" w:eastAsia="Verdana" w:hAnsi="Verdana"/>
-              <w:b w:val="1"/>
-              <w:i w:val="0"/>
-              <w:smallCaps w:val="0"/>
-              <w:strike w:val="0"/>
-              <w:color w:val="000000"/>
-              <w:sz w:val="16"/>
-              <w:szCs w:val="16"/>
-              <w:u w:val="none"/>
-              <w:shd w:fill="auto" w:val="clear"/>
-              <w:vertAlign w:val="baseline"/>
-              <w:rtl w:val="0"/>
-            </w:rPr>
-            <w:t xml:space="preserve">6</w:t>
-          </w:r>
-          <w:r>
-            <w:fldChar w:fldCharType="end"/>
-          </w:r>
           <w:r>
             <w:rPr>
               <w:rtl w:val="0"/>
@@ -1505,32 +1129,30 @@
         </w:p>
         <w:p>
           <w:pPr>
-            <w:pageBreakBefore w:val="0"/>
             <w:tabs>
               <w:tab w:val="right" w:leader="none" w:pos="9637.795275590554"/>
             </w:tabs>
-            <w:spacing w:before="60" w:line="240" w:lineRule="auto"/>
+            <w:spacing w:after="0" w:before="60" w:lineRule="auto"/>
             <w:ind w:left="720" w:firstLine="0"/>
+            <w:jc w:val="left"/>
             <w:rPr>
               <w:rFonts w:ascii="Verdana" w:cs="Verdana" w:eastAsia="Verdana" w:hAnsi="Verdana"/>
               <w:b w:val="1"/>
-              <w:i w:val="0"/>
-              <w:smallCaps w:val="0"/>
-              <w:strike w:val="0"/>
+              <w:bCs w:val="1"/>
               <w:color w:val="000000"/>
               <w:sz w:val="16"/>
               <w:szCs w:val="16"/>
               <w:u w:val="none"/>
-              <w:shd w:fill="auto" w:val="clear"/>
-              <w:vertAlign w:val="baseline"/>
             </w:rPr>
           </w:pPr>
-          <w:hyperlink w:anchor="_7dt1pwaeiuxq">
+          <w:hyperlink w:anchor="_23v1wffp3muz">
             <w:r>
               <w:rPr>
                 <w:rFonts w:ascii="Verdana" w:cs="Verdana" w:eastAsia="Verdana" w:hAnsi="Verdana"/>
                 <w:b w:val="1"/>
+                <w:bCs w:val="1"/>
                 <w:i w:val="0"/>
+                <w:iCs w:val="0"/>
                 <w:smallCaps w:val="0"/>
                 <w:strike w:val="0"/>
                 <w:color w:val="000000"/>
@@ -1541,51 +1163,11 @@
                 <w:vertAlign w:val="baseline"/>
                 <w:rtl w:val="0"/>
               </w:rPr>
-              <w:t xml:space="preserve">Palabra clave “version”</w:t>
+              <w:t xml:space="preserve">3.4.2  Palabra clave “services” y contenedor “db”</w:t>
+              <w:tab/>
+              <w:t xml:space="preserve">5</w:t>
             </w:r>
           </w:hyperlink>
-          <w:r>
-            <w:rPr>
-              <w:rFonts w:ascii="Verdana" w:cs="Verdana" w:eastAsia="Verdana" w:hAnsi="Verdana"/>
-              <w:b w:val="1"/>
-              <w:i w:val="0"/>
-              <w:smallCaps w:val="0"/>
-              <w:strike w:val="0"/>
-              <w:color w:val="000000"/>
-              <w:sz w:val="16"/>
-              <w:szCs w:val="16"/>
-              <w:u w:val="none"/>
-              <w:shd w:fill="auto" w:val="clear"/>
-              <w:vertAlign w:val="baseline"/>
-              <w:rtl w:val="0"/>
-            </w:rPr>
-            <w:tab/>
-          </w:r>
-          <w:r>
-            <w:fldChar w:fldCharType="begin"/>
-            <w:instrText xml:space="preserve"> PAGEREF _7dt1pwaeiuxq \h </w:instrText>
-            <w:fldChar w:fldCharType="separate"/>
-          </w:r>
-          <w:r>
-            <w:rPr>
-              <w:rFonts w:ascii="Verdana" w:cs="Verdana" w:eastAsia="Verdana" w:hAnsi="Verdana"/>
-              <w:b w:val="1"/>
-              <w:i w:val="0"/>
-              <w:smallCaps w:val="0"/>
-              <w:strike w:val="0"/>
-              <w:color w:val="000000"/>
-              <w:sz w:val="16"/>
-              <w:szCs w:val="16"/>
-              <w:u w:val="none"/>
-              <w:shd w:fill="auto" w:val="clear"/>
-              <w:vertAlign w:val="baseline"/>
-              <w:rtl w:val="0"/>
-            </w:rPr>
-            <w:t xml:space="preserve">6</w:t>
-          </w:r>
-          <w:r>
-            <w:fldChar w:fldCharType="end"/>
-          </w:r>
           <w:r>
             <w:rPr>
               <w:rtl w:val="0"/>
@@ -1594,32 +1176,30 @@
         </w:p>
         <w:p>
           <w:pPr>
-            <w:pageBreakBefore w:val="0"/>
             <w:tabs>
               <w:tab w:val="right" w:leader="none" w:pos="9637.795275590554"/>
             </w:tabs>
-            <w:spacing w:before="60" w:line="240" w:lineRule="auto"/>
+            <w:spacing w:after="0" w:before="60" w:lineRule="auto"/>
             <w:ind w:left="720" w:firstLine="0"/>
+            <w:jc w:val="left"/>
             <w:rPr>
               <w:rFonts w:ascii="Verdana" w:cs="Verdana" w:eastAsia="Verdana" w:hAnsi="Verdana"/>
               <w:b w:val="1"/>
-              <w:i w:val="0"/>
-              <w:smallCaps w:val="0"/>
-              <w:strike w:val="0"/>
+              <w:bCs w:val="1"/>
               <w:color w:val="000000"/>
               <w:sz w:val="16"/>
               <w:szCs w:val="16"/>
               <w:u w:val="none"/>
-              <w:shd w:fill="auto" w:val="clear"/>
-              <w:vertAlign w:val="baseline"/>
             </w:rPr>
           </w:pPr>
-          <w:hyperlink w:anchor="_23v1wffp3muz">
+          <w:hyperlink w:anchor="_ly7kqy59h5i9">
             <w:r>
               <w:rPr>
                 <w:rFonts w:ascii="Verdana" w:cs="Verdana" w:eastAsia="Verdana" w:hAnsi="Verdana"/>
                 <w:b w:val="1"/>
+                <w:bCs w:val="1"/>
                 <w:i w:val="0"/>
+                <w:iCs w:val="0"/>
                 <w:smallCaps w:val="0"/>
                 <w:strike w:val="0"/>
                 <w:color w:val="000000"/>
@@ -1630,51 +1210,11 @@
                 <w:vertAlign w:val="baseline"/>
                 <w:rtl w:val="0"/>
               </w:rPr>
-              <w:t xml:space="preserve">Palabra clave “services” y contenedor “db”</w:t>
+              <w:t xml:space="preserve">3.4.3  Palabra clave “services” y contenedor “wordpress”</w:t>
+              <w:tab/>
+              <w:t xml:space="preserve">7</w:t>
             </w:r>
           </w:hyperlink>
-          <w:r>
-            <w:rPr>
-              <w:rFonts w:ascii="Verdana" w:cs="Verdana" w:eastAsia="Verdana" w:hAnsi="Verdana"/>
-              <w:b w:val="1"/>
-              <w:i w:val="0"/>
-              <w:smallCaps w:val="0"/>
-              <w:strike w:val="0"/>
-              <w:color w:val="000000"/>
-              <w:sz w:val="16"/>
-              <w:szCs w:val="16"/>
-              <w:u w:val="none"/>
-              <w:shd w:fill="auto" w:val="clear"/>
-              <w:vertAlign w:val="baseline"/>
-              <w:rtl w:val="0"/>
-            </w:rPr>
-            <w:tab/>
-          </w:r>
-          <w:r>
-            <w:fldChar w:fldCharType="begin"/>
-            <w:instrText xml:space="preserve"> PAGEREF _23v1wffp3muz \h </w:instrText>
-            <w:fldChar w:fldCharType="separate"/>
-          </w:r>
-          <w:r>
-            <w:rPr>
-              <w:rFonts w:ascii="Verdana" w:cs="Verdana" w:eastAsia="Verdana" w:hAnsi="Verdana"/>
-              <w:b w:val="1"/>
-              <w:i w:val="0"/>
-              <w:smallCaps w:val="0"/>
-              <w:strike w:val="0"/>
-              <w:color w:val="000000"/>
-              <w:sz w:val="16"/>
-              <w:szCs w:val="16"/>
-              <w:u w:val="none"/>
-              <w:shd w:fill="auto" w:val="clear"/>
-              <w:vertAlign w:val="baseline"/>
-              <w:rtl w:val="0"/>
-            </w:rPr>
-            <w:t xml:space="preserve">7</w:t>
-          </w:r>
-          <w:r>
-            <w:fldChar w:fldCharType="end"/>
-          </w:r>
           <w:r>
             <w:rPr>
               <w:rtl w:val="0"/>
@@ -1683,32 +1223,30 @@
         </w:p>
         <w:p>
           <w:pPr>
-            <w:pageBreakBefore w:val="0"/>
             <w:tabs>
               <w:tab w:val="right" w:leader="none" w:pos="9637.795275590554"/>
             </w:tabs>
-            <w:spacing w:before="60" w:line="240" w:lineRule="auto"/>
+            <w:spacing w:after="0" w:before="60" w:lineRule="auto"/>
             <w:ind w:left="720" w:firstLine="0"/>
+            <w:jc w:val="left"/>
             <w:rPr>
               <w:rFonts w:ascii="Verdana" w:cs="Verdana" w:eastAsia="Verdana" w:hAnsi="Verdana"/>
               <w:b w:val="1"/>
-              <w:i w:val="0"/>
-              <w:smallCaps w:val="0"/>
-              <w:strike w:val="0"/>
+              <w:bCs w:val="1"/>
               <w:color w:val="000000"/>
               <w:sz w:val="16"/>
               <w:szCs w:val="16"/>
               <w:u w:val="none"/>
-              <w:shd w:fill="auto" w:val="clear"/>
-              <w:vertAlign w:val="baseline"/>
             </w:rPr>
           </w:pPr>
-          <w:hyperlink w:anchor="_ly7kqy59h5i9">
+          <w:hyperlink w:anchor="_m9ryhrogt94t">
             <w:r>
               <w:rPr>
                 <w:rFonts w:ascii="Verdana" w:cs="Verdana" w:eastAsia="Verdana" w:hAnsi="Verdana"/>
                 <w:b w:val="1"/>
+                <w:bCs w:val="1"/>
                 <w:i w:val="0"/>
+                <w:iCs w:val="0"/>
                 <w:smallCaps w:val="0"/>
                 <w:strike w:val="0"/>
                 <w:color w:val="000000"/>
@@ -1719,51 +1257,11 @@
                 <w:vertAlign w:val="baseline"/>
                 <w:rtl w:val="0"/>
               </w:rPr>
-              <w:t xml:space="preserve">Palabra clave “services” y contenedor “wordpress”</w:t>
+              <w:t xml:space="preserve">3.4.4  Palabra clave “volumes” fuera de las plantillas de contenedores</w:t>
+              <w:tab/>
+              <w:t xml:space="preserve">8</w:t>
             </w:r>
           </w:hyperlink>
-          <w:r>
-            <w:rPr>
-              <w:rFonts w:ascii="Verdana" w:cs="Verdana" w:eastAsia="Verdana" w:hAnsi="Verdana"/>
-              <w:b w:val="1"/>
-              <w:i w:val="0"/>
-              <w:smallCaps w:val="0"/>
-              <w:strike w:val="0"/>
-              <w:color w:val="000000"/>
-              <w:sz w:val="16"/>
-              <w:szCs w:val="16"/>
-              <w:u w:val="none"/>
-              <w:shd w:fill="auto" w:val="clear"/>
-              <w:vertAlign w:val="baseline"/>
-              <w:rtl w:val="0"/>
-            </w:rPr>
-            <w:tab/>
-          </w:r>
-          <w:r>
-            <w:fldChar w:fldCharType="begin"/>
-            <w:instrText xml:space="preserve"> PAGEREF _ly7kqy59h5i9 \h </w:instrText>
-            <w:fldChar w:fldCharType="separate"/>
-          </w:r>
-          <w:r>
-            <w:rPr>
-              <w:rFonts w:ascii="Verdana" w:cs="Verdana" w:eastAsia="Verdana" w:hAnsi="Verdana"/>
-              <w:b w:val="1"/>
-              <w:i w:val="0"/>
-              <w:smallCaps w:val="0"/>
-              <w:strike w:val="0"/>
-              <w:color w:val="000000"/>
-              <w:sz w:val="16"/>
-              <w:szCs w:val="16"/>
-              <w:u w:val="none"/>
-              <w:shd w:fill="auto" w:val="clear"/>
-              <w:vertAlign w:val="baseline"/>
-              <w:rtl w:val="0"/>
-            </w:rPr>
-            <w:t xml:space="preserve">8</w:t>
-          </w:r>
-          <w:r>
-            <w:fldChar w:fldCharType="end"/>
-          </w:r>
           <w:r>
             <w:rPr>
               <w:rtl w:val="0"/>
@@ -1772,32 +1270,30 @@
         </w:p>
         <w:p>
           <w:pPr>
-            <w:pageBreakBefore w:val="0"/>
             <w:tabs>
               <w:tab w:val="right" w:leader="none" w:pos="9637.795275590554"/>
             </w:tabs>
-            <w:spacing w:before="60" w:line="240" w:lineRule="auto"/>
+            <w:spacing w:after="0" w:before="60" w:lineRule="auto"/>
             <w:ind w:left="720" w:firstLine="0"/>
+            <w:jc w:val="left"/>
             <w:rPr>
               <w:rFonts w:ascii="Verdana" w:cs="Verdana" w:eastAsia="Verdana" w:hAnsi="Verdana"/>
               <w:b w:val="1"/>
-              <w:i w:val="0"/>
-              <w:smallCaps w:val="0"/>
-              <w:strike w:val="0"/>
+              <w:bCs w:val="1"/>
               <w:color w:val="000000"/>
               <w:sz w:val="16"/>
               <w:szCs w:val="16"/>
               <w:u w:val="none"/>
-              <w:shd w:fill="auto" w:val="clear"/>
-              <w:vertAlign w:val="baseline"/>
             </w:rPr>
           </w:pPr>
-          <w:hyperlink w:anchor="_m9ryhrogt94t">
+          <w:hyperlink w:anchor="_u97uhdr25vm9">
             <w:r>
               <w:rPr>
                 <w:rFonts w:ascii="Verdana" w:cs="Verdana" w:eastAsia="Verdana" w:hAnsi="Verdana"/>
                 <w:b w:val="1"/>
+                <w:bCs w:val="1"/>
                 <w:i w:val="0"/>
+                <w:iCs w:val="0"/>
                 <w:smallCaps w:val="0"/>
                 <w:strike w:val="0"/>
                 <w:color w:val="000000"/>
@@ -1808,51 +1304,11 @@
                 <w:vertAlign w:val="baseline"/>
                 <w:rtl w:val="0"/>
               </w:rPr>
-              <w:t xml:space="preserve">Palabra clave “volumes” fuera de las plantillas de contenedores</w:t>
+              <w:t xml:space="preserve">3.5  Lanzando nuestro ejemplo Wordpress “docker-compose.yml”</w:t>
+              <w:tab/>
+              <w:t xml:space="preserve">8</w:t>
             </w:r>
           </w:hyperlink>
-          <w:r>
-            <w:rPr>
-              <w:rFonts w:ascii="Verdana" w:cs="Verdana" w:eastAsia="Verdana" w:hAnsi="Verdana"/>
-              <w:b w:val="1"/>
-              <w:i w:val="0"/>
-              <w:smallCaps w:val="0"/>
-              <w:strike w:val="0"/>
-              <w:color w:val="000000"/>
-              <w:sz w:val="16"/>
-              <w:szCs w:val="16"/>
-              <w:u w:val="none"/>
-              <w:shd w:fill="auto" w:val="clear"/>
-              <w:vertAlign w:val="baseline"/>
-              <w:rtl w:val="0"/>
-            </w:rPr>
-            <w:tab/>
-          </w:r>
-          <w:r>
-            <w:fldChar w:fldCharType="begin"/>
-            <w:instrText xml:space="preserve"> PAGEREF _m9ryhrogt94t \h </w:instrText>
-            <w:fldChar w:fldCharType="separate"/>
-          </w:r>
-          <w:r>
-            <w:rPr>
-              <w:rFonts w:ascii="Verdana" w:cs="Verdana" w:eastAsia="Verdana" w:hAnsi="Verdana"/>
-              <w:b w:val="1"/>
-              <w:i w:val="0"/>
-              <w:smallCaps w:val="0"/>
-              <w:strike w:val="0"/>
-              <w:color w:val="000000"/>
-              <w:sz w:val="16"/>
-              <w:szCs w:val="16"/>
-              <w:u w:val="none"/>
-              <w:shd w:fill="auto" w:val="clear"/>
-              <w:vertAlign w:val="baseline"/>
-              <w:rtl w:val="0"/>
-            </w:rPr>
-            <w:t xml:space="preserve">9</w:t>
-          </w:r>
-          <w:r>
-            <w:fldChar w:fldCharType="end"/>
-          </w:r>
           <w:r>
             <w:rPr>
               <w:rtl w:val="0"/>
@@ -1861,32 +1317,29 @@
         </w:p>
         <w:p>
           <w:pPr>
-            <w:pageBreakBefore w:val="0"/>
             <w:tabs>
               <w:tab w:val="right" w:leader="none" w:pos="9637.795275590554"/>
             </w:tabs>
-            <w:spacing w:before="60" w:line="240" w:lineRule="auto"/>
-            <w:ind w:left="720" w:firstLine="0"/>
+            <w:spacing w:after="0" w:before="60" w:lineRule="auto"/>
+            <w:jc w:val="left"/>
             <w:rPr>
               <w:rFonts w:ascii="Verdana" w:cs="Verdana" w:eastAsia="Verdana" w:hAnsi="Verdana"/>
               <w:b w:val="1"/>
-              <w:i w:val="0"/>
-              <w:smallCaps w:val="0"/>
-              <w:strike w:val="0"/>
+              <w:bCs w:val="1"/>
               <w:color w:val="000000"/>
               <w:sz w:val="16"/>
               <w:szCs w:val="16"/>
               <w:u w:val="none"/>
-              <w:shd w:fill="auto" w:val="clear"/>
-              <w:vertAlign w:val="baseline"/>
             </w:rPr>
           </w:pPr>
-          <w:hyperlink w:anchor="_u97uhdr25vm9">
+          <w:hyperlink w:anchor="_szx9b3bxh3t8">
             <w:r>
               <w:rPr>
                 <w:rFonts w:ascii="Verdana" w:cs="Verdana" w:eastAsia="Verdana" w:hAnsi="Verdana"/>
                 <w:b w:val="1"/>
+                <w:bCs w:val="1"/>
                 <w:i w:val="0"/>
+                <w:iCs w:val="0"/>
                 <w:smallCaps w:val="0"/>
                 <w:strike w:val="0"/>
                 <w:color w:val="000000"/>
@@ -1897,51 +1350,11 @@
                 <w:vertAlign w:val="baseline"/>
                 <w:rtl w:val="0"/>
               </w:rPr>
-              <w:t xml:space="preserve">Lanzando nuestro ejemplo Wordpress “docker-compose.yml”</w:t>
+              <w:t xml:space="preserve">4. Comandos de “Docker Compose”</w:t>
+              <w:tab/>
+              <w:t xml:space="preserve">8</w:t>
             </w:r>
           </w:hyperlink>
-          <w:r>
-            <w:rPr>
-              <w:rFonts w:ascii="Verdana" w:cs="Verdana" w:eastAsia="Verdana" w:hAnsi="Verdana"/>
-              <w:b w:val="1"/>
-              <w:i w:val="0"/>
-              <w:smallCaps w:val="0"/>
-              <w:strike w:val="0"/>
-              <w:color w:val="000000"/>
-              <w:sz w:val="16"/>
-              <w:szCs w:val="16"/>
-              <w:u w:val="none"/>
-              <w:shd w:fill="auto" w:val="clear"/>
-              <w:vertAlign w:val="baseline"/>
-              <w:rtl w:val="0"/>
-            </w:rPr>
-            <w:tab/>
-          </w:r>
-          <w:r>
-            <w:fldChar w:fldCharType="begin"/>
-            <w:instrText xml:space="preserve"> PAGEREF _u97uhdr25vm9 \h </w:instrText>
-            <w:fldChar w:fldCharType="separate"/>
-          </w:r>
-          <w:r>
-            <w:rPr>
-              <w:rFonts w:ascii="Verdana" w:cs="Verdana" w:eastAsia="Verdana" w:hAnsi="Verdana"/>
-              <w:b w:val="1"/>
-              <w:i w:val="0"/>
-              <w:smallCaps w:val="0"/>
-              <w:strike w:val="0"/>
-              <w:color w:val="000000"/>
-              <w:sz w:val="16"/>
-              <w:szCs w:val="16"/>
-              <w:u w:val="none"/>
-              <w:shd w:fill="auto" w:val="clear"/>
-              <w:vertAlign w:val="baseline"/>
-              <w:rtl w:val="0"/>
-            </w:rPr>
-            <w:t xml:space="preserve">9</w:t>
-          </w:r>
-          <w:r>
-            <w:fldChar w:fldCharType="end"/>
-          </w:r>
           <w:r>
             <w:rPr>
               <w:rtl w:val="0"/>
@@ -1950,32 +1363,30 @@
         </w:p>
         <w:p>
           <w:pPr>
-            <w:pageBreakBefore w:val="0"/>
             <w:tabs>
               <w:tab w:val="right" w:leader="none" w:pos="9637.795275590554"/>
             </w:tabs>
-            <w:spacing w:before="200" w:line="240" w:lineRule="auto"/>
-            <w:ind w:left="0" w:firstLine="0"/>
+            <w:spacing w:after="0" w:before="60" w:lineRule="auto"/>
+            <w:ind w:left="360" w:firstLine="0"/>
+            <w:jc w:val="left"/>
             <w:rPr>
               <w:rFonts w:ascii="Verdana" w:cs="Verdana" w:eastAsia="Verdana" w:hAnsi="Verdana"/>
               <w:b w:val="1"/>
-              <w:i w:val="0"/>
-              <w:smallCaps w:val="0"/>
-              <w:strike w:val="0"/>
+              <w:bCs w:val="1"/>
               <w:color w:val="000000"/>
               <w:sz w:val="16"/>
               <w:szCs w:val="16"/>
               <w:u w:val="none"/>
-              <w:shd w:fill="auto" w:val="clear"/>
-              <w:vertAlign w:val="baseline"/>
             </w:rPr>
           </w:pPr>
-          <w:hyperlink w:anchor="_szx9b3bxh3t8">
+          <w:hyperlink w:anchor="_xior0f1yt5wx">
             <w:r>
               <w:rPr>
                 <w:rFonts w:ascii="Verdana" w:cs="Verdana" w:eastAsia="Verdana" w:hAnsi="Verdana"/>
                 <w:b w:val="1"/>
+                <w:bCs w:val="1"/>
                 <w:i w:val="0"/>
+                <w:iCs w:val="0"/>
                 <w:smallCaps w:val="0"/>
                 <w:strike w:val="0"/>
                 <w:color w:val="000000"/>
@@ -1986,38 +1397,11 @@
                 <w:vertAlign w:val="baseline"/>
                 <w:rtl w:val="0"/>
               </w:rPr>
-              <w:t xml:space="preserve">Comandos de “Docker Compose”</w:t>
+              <w:t xml:space="preserve">4.1  Comando “up”</w:t>
+              <w:tab/>
+              <w:t xml:space="preserve">8</w:t>
             </w:r>
           </w:hyperlink>
-          <w:r>
-            <w:rPr>
-              <w:rFonts w:ascii="Verdana" w:cs="Verdana" w:eastAsia="Verdana" w:hAnsi="Verdana"/>
-              <w:b w:val="1"/>
-              <w:i w:val="0"/>
-              <w:smallCaps w:val="0"/>
-              <w:strike w:val="0"/>
-              <w:color w:val="000000"/>
-              <w:sz w:val="16"/>
-              <w:szCs w:val="16"/>
-              <w:u w:val="none"/>
-              <w:shd w:fill="auto" w:val="clear"/>
-              <w:vertAlign w:val="baseline"/>
-              <w:rtl w:val="0"/>
-            </w:rPr>
-            <w:tab/>
-          </w:r>
-          <w:r>
-            <w:rPr>
-              <w:rFonts w:ascii="Verdana" w:cs="Verdana" w:eastAsia="Verdana" w:hAnsi="Verdana"/>
-              <w:b w:val="1"/>
-              <w:color w:val="000000"/>
-              <w:sz w:val="16"/>
-              <w:szCs w:val="16"/>
-              <w:u w:val="none"/>
-              <w:rtl w:val="0"/>
-            </w:rPr>
-            <w:t xml:space="preserve">9</w:t>
-          </w:r>
           <w:r>
             <w:rPr>
               <w:rtl w:val="0"/>
@@ -2026,32 +1410,30 @@
         </w:p>
         <w:p>
           <w:pPr>
-            <w:pageBreakBefore w:val="0"/>
             <w:tabs>
               <w:tab w:val="right" w:leader="none" w:pos="9637.795275590554"/>
             </w:tabs>
-            <w:spacing w:before="60" w:line="240" w:lineRule="auto"/>
+            <w:spacing w:after="0" w:before="60" w:lineRule="auto"/>
             <w:ind w:left="360" w:firstLine="0"/>
+            <w:jc w:val="left"/>
             <w:rPr>
               <w:rFonts w:ascii="Verdana" w:cs="Verdana" w:eastAsia="Verdana" w:hAnsi="Verdana"/>
               <w:b w:val="1"/>
-              <w:i w:val="0"/>
-              <w:smallCaps w:val="0"/>
-              <w:strike w:val="0"/>
+              <w:bCs w:val="1"/>
               <w:color w:val="000000"/>
               <w:sz w:val="16"/>
               <w:szCs w:val="16"/>
               <w:u w:val="none"/>
-              <w:shd w:fill="auto" w:val="clear"/>
-              <w:vertAlign w:val="baseline"/>
             </w:rPr>
           </w:pPr>
-          <w:hyperlink w:anchor="_xior0f1yt5wx">
+          <w:hyperlink w:anchor="_9fff24ruva7h">
             <w:r>
               <w:rPr>
                 <w:rFonts w:ascii="Verdana" w:cs="Verdana" w:eastAsia="Verdana" w:hAnsi="Verdana"/>
                 <w:b w:val="1"/>
+                <w:bCs w:val="1"/>
                 <w:i w:val="0"/>
+                <w:iCs w:val="0"/>
                 <w:smallCaps w:val="0"/>
                 <w:strike w:val="0"/>
                 <w:color w:val="000000"/>
@@ -2062,38 +1444,11 @@
                 <w:vertAlign w:val="baseline"/>
                 <w:rtl w:val="0"/>
               </w:rPr>
-              <w:t xml:space="preserve">Comando “up”</w:t>
+              <w:t xml:space="preserve">4.2  Comando “down”</w:t>
+              <w:tab/>
+              <w:t xml:space="preserve">9</w:t>
             </w:r>
           </w:hyperlink>
-          <w:r>
-            <w:rPr>
-              <w:rFonts w:ascii="Verdana" w:cs="Verdana" w:eastAsia="Verdana" w:hAnsi="Verdana"/>
-              <w:b w:val="1"/>
-              <w:i w:val="0"/>
-              <w:smallCaps w:val="0"/>
-              <w:strike w:val="0"/>
-              <w:color w:val="000000"/>
-              <w:sz w:val="16"/>
-              <w:szCs w:val="16"/>
-              <w:u w:val="none"/>
-              <w:shd w:fill="auto" w:val="clear"/>
-              <w:vertAlign w:val="baseline"/>
-              <w:rtl w:val="0"/>
-            </w:rPr>
-            <w:tab/>
-          </w:r>
-          <w:r>
-            <w:rPr>
-              <w:rFonts w:ascii="Verdana" w:cs="Verdana" w:eastAsia="Verdana" w:hAnsi="Verdana"/>
-              <w:b w:val="1"/>
-              <w:color w:val="000000"/>
-              <w:sz w:val="16"/>
-              <w:szCs w:val="16"/>
-              <w:u w:val="none"/>
-              <w:rtl w:val="0"/>
-            </w:rPr>
-            <w:t xml:space="preserve">9</w:t>
-          </w:r>
           <w:r>
             <w:rPr>
               <w:rtl w:val="0"/>
@@ -2102,32 +1457,30 @@
         </w:p>
         <w:p>
           <w:pPr>
-            <w:pageBreakBefore w:val="0"/>
             <w:tabs>
               <w:tab w:val="right" w:leader="none" w:pos="9637.795275590554"/>
             </w:tabs>
-            <w:spacing w:before="60" w:line="240" w:lineRule="auto"/>
+            <w:spacing w:after="0" w:before="60" w:lineRule="auto"/>
             <w:ind w:left="360" w:firstLine="0"/>
+            <w:jc w:val="left"/>
             <w:rPr>
               <w:rFonts w:ascii="Verdana" w:cs="Verdana" w:eastAsia="Verdana" w:hAnsi="Verdana"/>
               <w:b w:val="1"/>
-              <w:i w:val="0"/>
-              <w:smallCaps w:val="0"/>
-              <w:strike w:val="0"/>
+              <w:bCs w:val="1"/>
               <w:color w:val="000000"/>
               <w:sz w:val="16"/>
               <w:szCs w:val="16"/>
               <w:u w:val="none"/>
-              <w:shd w:fill="auto" w:val="clear"/>
-              <w:vertAlign w:val="baseline"/>
             </w:rPr>
           </w:pPr>
-          <w:hyperlink w:anchor="_9fff24ruva7h">
+          <w:hyperlink w:anchor="_xva38v3h67y8">
             <w:r>
               <w:rPr>
                 <w:rFonts w:ascii="Verdana" w:cs="Verdana" w:eastAsia="Verdana" w:hAnsi="Verdana"/>
                 <w:b w:val="1"/>
+                <w:bCs w:val="1"/>
                 <w:i w:val="0"/>
+                <w:iCs w:val="0"/>
                 <w:smallCaps w:val="0"/>
                 <w:strike w:val="0"/>
                 <w:color w:val="000000"/>
@@ -2138,38 +1491,11 @@
                 <w:vertAlign w:val="baseline"/>
                 <w:rtl w:val="0"/>
               </w:rPr>
-              <w:t xml:space="preserve">Comando “down”</w:t>
+              <w:t xml:space="preserve">4.3  Comando “build”</w:t>
+              <w:tab/>
+              <w:t xml:space="preserve">9</w:t>
             </w:r>
           </w:hyperlink>
-          <w:r>
-            <w:rPr>
-              <w:rFonts w:ascii="Verdana" w:cs="Verdana" w:eastAsia="Verdana" w:hAnsi="Verdana"/>
-              <w:b w:val="1"/>
-              <w:i w:val="0"/>
-              <w:smallCaps w:val="0"/>
-              <w:strike w:val="0"/>
-              <w:color w:val="000000"/>
-              <w:sz w:val="16"/>
-              <w:szCs w:val="16"/>
-              <w:u w:val="none"/>
-              <w:shd w:fill="auto" w:val="clear"/>
-              <w:vertAlign w:val="baseline"/>
-              <w:rtl w:val="0"/>
-            </w:rPr>
-            <w:tab/>
-          </w:r>
-          <w:r>
-            <w:rPr>
-              <w:rFonts w:ascii="Verdana" w:cs="Verdana" w:eastAsia="Verdana" w:hAnsi="Verdana"/>
-              <w:b w:val="1"/>
-              <w:color w:val="000000"/>
-              <w:sz w:val="16"/>
-              <w:szCs w:val="16"/>
-              <w:u w:val="none"/>
-              <w:rtl w:val="0"/>
-            </w:rPr>
-            <w:t xml:space="preserve">9</w:t>
-          </w:r>
           <w:r>
             <w:rPr>
               <w:rtl w:val="0"/>
@@ -2178,32 +1504,112 @@
         </w:p>
         <w:p>
           <w:pPr>
-            <w:pageBreakBefore w:val="0"/>
             <w:tabs>
               <w:tab w:val="right" w:leader="none" w:pos="9637.795275590554"/>
             </w:tabs>
-            <w:spacing w:before="60" w:line="240" w:lineRule="auto"/>
+            <w:spacing w:after="0" w:before="60" w:lineRule="auto"/>
             <w:ind w:left="360" w:firstLine="0"/>
+            <w:jc w:val="left"/>
             <w:rPr>
               <w:rFonts w:ascii="Verdana" w:cs="Verdana" w:eastAsia="Verdana" w:hAnsi="Verdana"/>
               <w:b w:val="1"/>
-              <w:i w:val="0"/>
-              <w:smallCaps w:val="0"/>
-              <w:strike w:val="0"/>
+              <w:bCs w:val="1"/>
               <w:color w:val="000000"/>
               <w:sz w:val="16"/>
               <w:szCs w:val="16"/>
               <w:u w:val="none"/>
-              <w:shd w:fill="auto" w:val="clear"/>
-              <w:vertAlign w:val="baseline"/>
             </w:rPr>
           </w:pPr>
-          <w:hyperlink w:anchor="_xva38v3h67y8">
+          <w:hyperlink w:anchor="_ojytel83r42m">
             <w:r>
               <w:rPr>
                 <w:rFonts w:ascii="Verdana" w:cs="Verdana" w:eastAsia="Verdana" w:hAnsi="Verdana"/>
                 <w:b w:val="1"/>
+                <w:bCs w:val="1"/>
+                <w:color w:val="000000"/>
+                <w:sz w:val="16"/>
+                <w:szCs w:val="16"/>
+                <w:u w:val="none"/>
+                <w:rtl w:val="0"/>
+              </w:rPr>
+              <w:t xml:space="preserve">4.4  Comando “pull”</w:t>
+              <w:tab/>
+              <w:t xml:space="preserve">9</w:t>
+            </w:r>
+          </w:hyperlink>
+          <w:r>
+            <w:rPr>
+              <w:rtl w:val="0"/>
+            </w:rPr>
+          </w:r>
+        </w:p>
+        <w:p>
+          <w:pPr>
+            <w:tabs>
+              <w:tab w:val="right" w:leader="none" w:pos="9637.795275590554"/>
+            </w:tabs>
+            <w:spacing w:after="0" w:before="60" w:lineRule="auto"/>
+            <w:ind w:left="360" w:firstLine="0"/>
+            <w:jc w:val="left"/>
+            <w:rPr>
+              <w:rFonts w:ascii="Verdana" w:cs="Verdana" w:eastAsia="Verdana" w:hAnsi="Verdana"/>
+              <w:b w:val="1"/>
+              <w:bCs w:val="1"/>
+              <w:color w:val="000000"/>
+              <w:sz w:val="16"/>
+              <w:szCs w:val="16"/>
+              <w:u w:val="none"/>
+            </w:rPr>
+          </w:pPr>
+          <w:hyperlink w:anchor="_xj0cnbxnyixc">
+            <w:r>
+              <w:rPr>
+                <w:rFonts w:ascii="Verdana" w:cs="Verdana" w:eastAsia="Verdana" w:hAnsi="Verdana"/>
+                <w:b w:val="1"/>
+                <w:bCs w:val="1"/>
+                <w:color w:val="000000"/>
+                <w:sz w:val="16"/>
+                <w:szCs w:val="16"/>
+                <w:u w:val="none"/>
+                <w:rtl w:val="0"/>
+              </w:rPr>
+              <w:t xml:space="preserve">4.5  Comando “run”</w:t>
+              <w:tab/>
+              <w:t xml:space="preserve">9</w:t>
+            </w:r>
+          </w:hyperlink>
+          <w:r>
+            <w:rPr>
+              <w:rtl w:val="0"/>
+            </w:rPr>
+          </w:r>
+        </w:p>
+        <w:p>
+          <w:pPr>
+            <w:tabs>
+              <w:tab w:val="right" w:leader="none" w:pos="9637.795275590554"/>
+            </w:tabs>
+            <w:spacing w:after="0" w:before="60" w:lineRule="auto"/>
+            <w:ind w:left="360" w:firstLine="0"/>
+            <w:jc w:val="left"/>
+            <w:rPr>
+              <w:rFonts w:ascii="Verdana" w:cs="Verdana" w:eastAsia="Verdana" w:hAnsi="Verdana"/>
+              <w:b w:val="1"/>
+              <w:bCs w:val="1"/>
+              <w:color w:val="000000"/>
+              <w:sz w:val="16"/>
+              <w:szCs w:val="16"/>
+              <w:u w:val="none"/>
+            </w:rPr>
+          </w:pPr>
+          <w:hyperlink w:anchor="_4etovnopfizp">
+            <w:r>
+              <w:rPr>
+                <w:rFonts w:ascii="Verdana" w:cs="Verdana" w:eastAsia="Verdana" w:hAnsi="Verdana"/>
+                <w:b w:val="1"/>
+                <w:bCs w:val="1"/>
                 <w:i w:val="0"/>
+                <w:iCs w:val="0"/>
                 <w:smallCaps w:val="0"/>
                 <w:strike w:val="0"/>
                 <w:color w:val="000000"/>
@@ -2214,61 +1620,11 @@
                 <w:vertAlign w:val="baseline"/>
                 <w:rtl w:val="0"/>
               </w:rPr>
-              <w:t xml:space="preserve">Comando “build”</w:t>
+              <w:t xml:space="preserve">4.6  Comando “pause”/”unpause”</w:t>
+              <w:tab/>
+              <w:t xml:space="preserve">9</w:t>
             </w:r>
           </w:hyperlink>
-          <w:r>
-            <w:rPr>
-              <w:rFonts w:ascii="Verdana" w:cs="Verdana" w:eastAsia="Verdana" w:hAnsi="Verdana"/>
-              <w:b w:val="1"/>
-              <w:i w:val="0"/>
-              <w:smallCaps w:val="0"/>
-              <w:strike w:val="0"/>
-              <w:color w:val="000000"/>
-              <w:sz w:val="16"/>
-              <w:szCs w:val="16"/>
-              <w:u w:val="none"/>
-              <w:shd w:fill="auto" w:val="clear"/>
-              <w:vertAlign w:val="baseline"/>
-              <w:rtl w:val="0"/>
-            </w:rPr>
-            <w:tab/>
-          </w:r>
-          <w:r>
-            <w:fldChar w:fldCharType="begin"/>
-            <w:instrText xml:space="preserve"> PAGEREF _xva38v3h67y8 \h </w:instrText>
-            <w:fldChar w:fldCharType="separate"/>
-          </w:r>
-          <w:r>
-            <w:rPr>
-              <w:rFonts w:ascii="Verdana" w:cs="Verdana" w:eastAsia="Verdana" w:hAnsi="Verdana"/>
-              <w:b w:val="1"/>
-              <w:i w:val="0"/>
-              <w:smallCaps w:val="0"/>
-              <w:strike w:val="0"/>
-              <w:color w:val="000000"/>
-              <w:sz w:val="16"/>
-              <w:szCs w:val="16"/>
-              <w:u w:val="none"/>
-              <w:shd w:fill="auto" w:val="clear"/>
-              <w:vertAlign w:val="baseline"/>
-              <w:rtl w:val="0"/>
-            </w:rPr>
-            <w:t xml:space="preserve">1</w:t>
-          </w:r>
-          <w:r>
-            <w:fldChar w:fldCharType="end"/>
-          </w:r>
-          <w:r>
-            <w:rPr>
-              <w:rFonts w:ascii="Verdana" w:cs="Verdana" w:eastAsia="Verdana" w:hAnsi="Verdana"/>
-              <w:b w:val="1"/>
-              <w:sz w:val="16"/>
-              <w:szCs w:val="16"/>
-              <w:rtl w:val="0"/>
-            </w:rPr>
-            <w:t xml:space="preserve">0</w:t>
-          </w:r>
           <w:r>
             <w:rPr>
               <w:rtl w:val="0"/>
@@ -2277,32 +1633,30 @@
         </w:p>
         <w:p>
           <w:pPr>
-            <w:pageBreakBefore w:val="0"/>
             <w:tabs>
               <w:tab w:val="right" w:leader="none" w:pos="9637.795275590554"/>
             </w:tabs>
-            <w:spacing w:before="60" w:line="240" w:lineRule="auto"/>
+            <w:spacing w:after="0" w:before="60" w:lineRule="auto"/>
             <w:ind w:left="360" w:firstLine="0"/>
+            <w:jc w:val="left"/>
             <w:rPr>
               <w:rFonts w:ascii="Verdana" w:cs="Verdana" w:eastAsia="Verdana" w:hAnsi="Verdana"/>
               <w:b w:val="1"/>
-              <w:i w:val="0"/>
-              <w:smallCaps w:val="0"/>
-              <w:strike w:val="0"/>
+              <w:bCs w:val="1"/>
               <w:color w:val="000000"/>
               <w:sz w:val="16"/>
               <w:szCs w:val="16"/>
               <w:u w:val="none"/>
-              <w:shd w:fill="auto" w:val="clear"/>
-              <w:vertAlign w:val="baseline"/>
             </w:rPr>
           </w:pPr>
-          <w:hyperlink w:anchor="_4etovnopfizp">
+          <w:hyperlink w:anchor="_45kwgxc0x6qw">
             <w:r>
               <w:rPr>
                 <w:rFonts w:ascii="Verdana" w:cs="Verdana" w:eastAsia="Verdana" w:hAnsi="Verdana"/>
                 <w:b w:val="1"/>
+                <w:bCs w:val="1"/>
                 <w:i w:val="0"/>
+                <w:iCs w:val="0"/>
                 <w:smallCaps w:val="0"/>
                 <w:strike w:val="0"/>
                 <w:color w:val="000000"/>
@@ -2313,61 +1667,11 @@
                 <w:vertAlign w:val="baseline"/>
                 <w:rtl w:val="0"/>
               </w:rPr>
-              <w:t xml:space="preserve">Comando “pause”/”unpause”</w:t>
+              <w:t xml:space="preserve">4.7  Comando “start”/”stop”</w:t>
+              <w:tab/>
+              <w:t xml:space="preserve">10</w:t>
             </w:r>
           </w:hyperlink>
-          <w:r>
-            <w:rPr>
-              <w:rFonts w:ascii="Verdana" w:cs="Verdana" w:eastAsia="Verdana" w:hAnsi="Verdana"/>
-              <w:b w:val="1"/>
-              <w:i w:val="0"/>
-              <w:smallCaps w:val="0"/>
-              <w:strike w:val="0"/>
-              <w:color w:val="000000"/>
-              <w:sz w:val="16"/>
-              <w:szCs w:val="16"/>
-              <w:u w:val="none"/>
-              <w:shd w:fill="auto" w:val="clear"/>
-              <w:vertAlign w:val="baseline"/>
-              <w:rtl w:val="0"/>
-            </w:rPr>
-            <w:tab/>
-          </w:r>
-          <w:r>
-            <w:fldChar w:fldCharType="begin"/>
-            <w:instrText xml:space="preserve"> PAGEREF _4etovnopfizp \h </w:instrText>
-            <w:fldChar w:fldCharType="separate"/>
-          </w:r>
-          <w:r>
-            <w:rPr>
-              <w:rFonts w:ascii="Verdana" w:cs="Verdana" w:eastAsia="Verdana" w:hAnsi="Verdana"/>
-              <w:b w:val="1"/>
-              <w:i w:val="0"/>
-              <w:smallCaps w:val="0"/>
-              <w:strike w:val="0"/>
-              <w:color w:val="000000"/>
-              <w:sz w:val="16"/>
-              <w:szCs w:val="16"/>
-              <w:u w:val="none"/>
-              <w:shd w:fill="auto" w:val="clear"/>
-              <w:vertAlign w:val="baseline"/>
-              <w:rtl w:val="0"/>
-            </w:rPr>
-            <w:t xml:space="preserve">1</w:t>
-          </w:r>
-          <w:r>
-            <w:fldChar w:fldCharType="end"/>
-          </w:r>
-          <w:r>
-            <w:rPr>
-              <w:rFonts w:ascii="Verdana" w:cs="Verdana" w:eastAsia="Verdana" w:hAnsi="Verdana"/>
-              <w:b w:val="1"/>
-              <w:sz w:val="16"/>
-              <w:szCs w:val="16"/>
-              <w:rtl w:val="0"/>
-            </w:rPr>
-            <w:t xml:space="preserve">0</w:t>
-          </w:r>
           <w:r>
             <w:rPr>
               <w:rtl w:val="0"/>
@@ -2376,32 +1680,30 @@
         </w:p>
         <w:p>
           <w:pPr>
-            <w:pageBreakBefore w:val="0"/>
             <w:tabs>
               <w:tab w:val="right" w:leader="none" w:pos="9637.795275590554"/>
             </w:tabs>
-            <w:spacing w:before="60" w:line="240" w:lineRule="auto"/>
+            <w:spacing w:after="0" w:before="60" w:lineRule="auto"/>
             <w:ind w:left="360" w:firstLine="0"/>
+            <w:jc w:val="left"/>
             <w:rPr>
               <w:rFonts w:ascii="Verdana" w:cs="Verdana" w:eastAsia="Verdana" w:hAnsi="Verdana"/>
               <w:b w:val="1"/>
-              <w:i w:val="0"/>
-              <w:smallCaps w:val="0"/>
-              <w:strike w:val="0"/>
+              <w:bCs w:val="1"/>
               <w:color w:val="000000"/>
               <w:sz w:val="16"/>
               <w:szCs w:val="16"/>
               <w:u w:val="none"/>
-              <w:shd w:fill="auto" w:val="clear"/>
-              <w:vertAlign w:val="baseline"/>
             </w:rPr>
           </w:pPr>
-          <w:hyperlink w:anchor="_45kwgxc0x6qw">
+          <w:hyperlink w:anchor="_kjvzp8llg93o">
             <w:r>
               <w:rPr>
                 <w:rFonts w:ascii="Verdana" w:cs="Verdana" w:eastAsia="Verdana" w:hAnsi="Verdana"/>
                 <w:b w:val="1"/>
+                <w:bCs w:val="1"/>
                 <w:i w:val="0"/>
+                <w:iCs w:val="0"/>
                 <w:smallCaps w:val="0"/>
                 <w:strike w:val="0"/>
                 <w:color w:val="000000"/>
@@ -2412,61 +1714,11 @@
                 <w:vertAlign w:val="baseline"/>
                 <w:rtl w:val="0"/>
               </w:rPr>
-              <w:t xml:space="preserve">Comando “start”/”stop”</w:t>
+              <w:t xml:space="preserve">4.8  Comando “ps”</w:t>
+              <w:tab/>
+              <w:t xml:space="preserve">10</w:t>
             </w:r>
           </w:hyperlink>
-          <w:r>
-            <w:rPr>
-              <w:rFonts w:ascii="Verdana" w:cs="Verdana" w:eastAsia="Verdana" w:hAnsi="Verdana"/>
-              <w:b w:val="1"/>
-              <w:i w:val="0"/>
-              <w:smallCaps w:val="0"/>
-              <w:strike w:val="0"/>
-              <w:color w:val="000000"/>
-              <w:sz w:val="16"/>
-              <w:szCs w:val="16"/>
-              <w:u w:val="none"/>
-              <w:shd w:fill="auto" w:val="clear"/>
-              <w:vertAlign w:val="baseline"/>
-              <w:rtl w:val="0"/>
-            </w:rPr>
-            <w:tab/>
-          </w:r>
-          <w:r>
-            <w:fldChar w:fldCharType="begin"/>
-            <w:instrText xml:space="preserve"> PAGEREF _45kwgxc0x6qw \h </w:instrText>
-            <w:fldChar w:fldCharType="separate"/>
-          </w:r>
-          <w:r>
-            <w:rPr>
-              <w:rFonts w:ascii="Verdana" w:cs="Verdana" w:eastAsia="Verdana" w:hAnsi="Verdana"/>
-              <w:b w:val="1"/>
-              <w:i w:val="0"/>
-              <w:smallCaps w:val="0"/>
-              <w:strike w:val="0"/>
-              <w:color w:val="000000"/>
-              <w:sz w:val="16"/>
-              <w:szCs w:val="16"/>
-              <w:u w:val="none"/>
-              <w:shd w:fill="auto" w:val="clear"/>
-              <w:vertAlign w:val="baseline"/>
-              <w:rtl w:val="0"/>
-            </w:rPr>
-            <w:t xml:space="preserve">1</w:t>
-          </w:r>
-          <w:r>
-            <w:fldChar w:fldCharType="end"/>
-          </w:r>
-          <w:r>
-            <w:rPr>
-              <w:rFonts w:ascii="Verdana" w:cs="Verdana" w:eastAsia="Verdana" w:hAnsi="Verdana"/>
-              <w:b w:val="1"/>
-              <w:sz w:val="16"/>
-              <w:szCs w:val="16"/>
-              <w:rtl w:val="0"/>
-            </w:rPr>
-            <w:t xml:space="preserve">0</w:t>
-          </w:r>
           <w:r>
             <w:rPr>
               <w:rtl w:val="0"/>
@@ -2475,32 +1727,30 @@
         </w:p>
         <w:p>
           <w:pPr>
-            <w:pageBreakBefore w:val="0"/>
             <w:tabs>
               <w:tab w:val="right" w:leader="none" w:pos="9637.795275590554"/>
             </w:tabs>
-            <w:spacing w:before="60" w:line="240" w:lineRule="auto"/>
+            <w:spacing w:after="0" w:before="60" w:lineRule="auto"/>
             <w:ind w:left="360" w:firstLine="0"/>
+            <w:jc w:val="left"/>
             <w:rPr>
               <w:rFonts w:ascii="Verdana" w:cs="Verdana" w:eastAsia="Verdana" w:hAnsi="Verdana"/>
               <w:b w:val="1"/>
-              <w:i w:val="0"/>
-              <w:smallCaps w:val="0"/>
-              <w:strike w:val="0"/>
+              <w:bCs w:val="1"/>
               <w:color w:val="000000"/>
               <w:sz w:val="16"/>
               <w:szCs w:val="16"/>
               <w:u w:val="none"/>
-              <w:shd w:fill="auto" w:val="clear"/>
-              <w:vertAlign w:val="baseline"/>
             </w:rPr>
           </w:pPr>
-          <w:hyperlink w:anchor="_kjvzp8llg93o">
+          <w:hyperlink w:anchor="_vo7rg3pndq31">
             <w:r>
               <w:rPr>
                 <w:rFonts w:ascii="Verdana" w:cs="Verdana" w:eastAsia="Verdana" w:hAnsi="Verdana"/>
                 <w:b w:val="1"/>
+                <w:bCs w:val="1"/>
                 <w:i w:val="0"/>
+                <w:iCs w:val="0"/>
                 <w:smallCaps w:val="0"/>
                 <w:strike w:val="0"/>
                 <w:color w:val="000000"/>
@@ -2511,61 +1761,11 @@
                 <w:vertAlign w:val="baseline"/>
                 <w:rtl w:val="0"/>
               </w:rPr>
-              <w:t xml:space="preserve">Comando “ps”</w:t>
+              <w:t xml:space="preserve">4.9  Comando “exec”</w:t>
+              <w:tab/>
+              <w:t xml:space="preserve">10</w:t>
             </w:r>
           </w:hyperlink>
-          <w:r>
-            <w:rPr>
-              <w:rFonts w:ascii="Verdana" w:cs="Verdana" w:eastAsia="Verdana" w:hAnsi="Verdana"/>
-              <w:b w:val="1"/>
-              <w:i w:val="0"/>
-              <w:smallCaps w:val="0"/>
-              <w:strike w:val="0"/>
-              <w:color w:val="000000"/>
-              <w:sz w:val="16"/>
-              <w:szCs w:val="16"/>
-              <w:u w:val="none"/>
-              <w:shd w:fill="auto" w:val="clear"/>
-              <w:vertAlign w:val="baseline"/>
-              <w:rtl w:val="0"/>
-            </w:rPr>
-            <w:tab/>
-          </w:r>
-          <w:r>
-            <w:fldChar w:fldCharType="begin"/>
-            <w:instrText xml:space="preserve"> PAGEREF _kjvzp8llg93o \h </w:instrText>
-            <w:fldChar w:fldCharType="separate"/>
-          </w:r>
-          <w:r>
-            <w:rPr>
-              <w:rFonts w:ascii="Verdana" w:cs="Verdana" w:eastAsia="Verdana" w:hAnsi="Verdana"/>
-              <w:b w:val="1"/>
-              <w:i w:val="0"/>
-              <w:smallCaps w:val="0"/>
-              <w:strike w:val="0"/>
-              <w:color w:val="000000"/>
-              <w:sz w:val="16"/>
-              <w:szCs w:val="16"/>
-              <w:u w:val="none"/>
-              <w:shd w:fill="auto" w:val="clear"/>
-              <w:vertAlign w:val="baseline"/>
-              <w:rtl w:val="0"/>
-            </w:rPr>
-            <w:t xml:space="preserve">1</w:t>
-          </w:r>
-          <w:r>
-            <w:fldChar w:fldCharType="end"/>
-          </w:r>
-          <w:r>
-            <w:rPr>
-              <w:rFonts w:ascii="Verdana" w:cs="Verdana" w:eastAsia="Verdana" w:hAnsi="Verdana"/>
-              <w:b w:val="1"/>
-              <w:sz w:val="16"/>
-              <w:szCs w:val="16"/>
-              <w:rtl w:val="0"/>
-            </w:rPr>
-            <w:t xml:space="preserve">0</w:t>
-          </w:r>
           <w:r>
             <w:rPr>
               <w:rtl w:val="0"/>
@@ -2574,87 +1774,39 @@
         </w:p>
         <w:p>
           <w:pPr>
-            <w:pageBreakBefore w:val="0"/>
             <w:tabs>
               <w:tab w:val="right" w:leader="none" w:pos="9637.795275590554"/>
             </w:tabs>
-            <w:spacing w:before="60" w:line="240" w:lineRule="auto"/>
+            <w:spacing w:after="0" w:before="60" w:lineRule="auto"/>
             <w:ind w:left="360" w:firstLine="0"/>
+            <w:jc w:val="left"/>
             <w:rPr>
               <w:rFonts w:ascii="Verdana" w:cs="Verdana" w:eastAsia="Verdana" w:hAnsi="Verdana"/>
               <w:b w:val="1"/>
-              <w:i w:val="0"/>
-              <w:smallCaps w:val="0"/>
-              <w:strike w:val="0"/>
+              <w:bCs w:val="1"/>
               <w:color w:val="000000"/>
               <w:sz w:val="16"/>
               <w:szCs w:val="16"/>
               <w:u w:val="none"/>
-              <w:shd w:fill="auto" w:val="clear"/>
-              <w:vertAlign w:val="baseline"/>
             </w:rPr>
           </w:pPr>
-          <w:hyperlink w:anchor="_vo7rg3pndq31">
+          <w:hyperlink w:anchor="_socshlxlf8xr">
             <w:r>
               <w:rPr>
                 <w:rFonts w:ascii="Verdana" w:cs="Verdana" w:eastAsia="Verdana" w:hAnsi="Verdana"/>
                 <w:b w:val="1"/>
-                <w:i w:val="0"/>
-                <w:smallCaps w:val="0"/>
-                <w:strike w:val="0"/>
+                <w:bCs w:val="1"/>
                 <w:color w:val="000000"/>
                 <w:sz w:val="16"/>
                 <w:szCs w:val="16"/>
                 <w:u w:val="none"/>
-                <w:shd w:fill="auto" w:val="clear"/>
-                <w:vertAlign w:val="baseline"/>
                 <w:rtl w:val="0"/>
               </w:rPr>
-              <w:t xml:space="preserve">Comando “exec”</w:t>
+              <w:t xml:space="preserve">4.10  Comando “rm”</w:t>
+              <w:tab/>
+              <w:t xml:space="preserve">10</w:t>
             </w:r>
           </w:hyperlink>
-          <w:r>
-            <w:rPr>
-              <w:rFonts w:ascii="Verdana" w:cs="Verdana" w:eastAsia="Verdana" w:hAnsi="Verdana"/>
-              <w:b w:val="1"/>
-              <w:i w:val="0"/>
-              <w:smallCaps w:val="0"/>
-              <w:strike w:val="0"/>
-              <w:color w:val="000000"/>
-              <w:sz w:val="16"/>
-              <w:szCs w:val="16"/>
-              <w:u w:val="none"/>
-              <w:shd w:fill="auto" w:val="clear"/>
-              <w:vertAlign w:val="baseline"/>
-              <w:rtl w:val="0"/>
-            </w:rPr>
-            <w:tab/>
-          </w:r>
-          <w:r>
-            <w:fldChar w:fldCharType="begin"/>
-            <w:instrText xml:space="preserve"> PAGEREF _vo7rg3pndq31 \h </w:instrText>
-            <w:fldChar w:fldCharType="separate"/>
-          </w:r>
-          <w:r>
-            <w:rPr>
-              <w:rFonts w:ascii="Verdana" w:cs="Verdana" w:eastAsia="Verdana" w:hAnsi="Verdana"/>
-              <w:b w:val="1"/>
-              <w:i w:val="0"/>
-              <w:smallCaps w:val="0"/>
-              <w:strike w:val="0"/>
-              <w:color w:val="000000"/>
-              <w:sz w:val="16"/>
-              <w:szCs w:val="16"/>
-              <w:u w:val="none"/>
-              <w:shd w:fill="auto" w:val="clear"/>
-              <w:vertAlign w:val="baseline"/>
-              <w:rtl w:val="0"/>
-            </w:rPr>
-            <w:t xml:space="preserve">11</w:t>
-          </w:r>
-          <w:r>
-            <w:fldChar w:fldCharType="end"/>
-          </w:r>
           <w:r>
             <w:rPr>
               <w:rtl w:val="0"/>
@@ -2663,83 +1815,49 @@
         </w:p>
         <w:p>
           <w:pPr>
-            <w:pageBreakBefore w:val="0"/>
             <w:tabs>
               <w:tab w:val="right" w:leader="none" w:pos="9637.795275590554"/>
             </w:tabs>
-            <w:spacing w:after="80" w:before="200" w:line="240" w:lineRule="auto"/>
-            <w:ind w:left="0" w:firstLine="0"/>
+            <w:spacing w:after="0" w:before="60" w:lineRule="auto"/>
+            <w:jc w:val="left"/>
             <w:rPr>
-              <w:rFonts w:ascii="Verdana" w:cs="Verdana" w:eastAsia="Verdana" w:hAnsi="Verdana"/>
               <w:b w:val="1"/>
-              <w:i w:val="0"/>
-              <w:smallCaps w:val="0"/>
-              <w:strike w:val="0"/>
+              <w:bCs w:val="1"/>
               <w:color w:val="000000"/>
-              <w:sz w:val="16"/>
-              <w:szCs w:val="16"/>
               <w:u w:val="none"/>
-              <w:shd w:fill="auto" w:val="clear"/>
-              <w:vertAlign w:val="baseline"/>
             </w:rPr>
           </w:pPr>
-          <w:hyperlink w:anchor="_xt04bo99l9p">
+          <w:hyperlink w:anchor="_40h3y9oo6b45">
             <w:r>
               <w:rPr>
                 <w:rFonts w:ascii="Verdana" w:cs="Verdana" w:eastAsia="Verdana" w:hAnsi="Verdana"/>
                 <w:b w:val="1"/>
-                <w:i w:val="0"/>
-                <w:smallCaps w:val="0"/>
-                <w:strike w:val="0"/>
+                <w:bCs w:val="1"/>
                 <w:color w:val="000000"/>
                 <w:sz w:val="16"/>
                 <w:szCs w:val="16"/>
                 <w:u w:val="none"/>
-                <w:shd w:fill="auto" w:val="clear"/>
-                <w:vertAlign w:val="baseline"/>
                 <w:rtl w:val="0"/>
               </w:rPr>
-              <w:t xml:space="preserve">Bibliografía</w:t>
+              <w:t xml:space="preserve">5. Bibliografía</w:t>
+              <w:tab/>
+              <w:t xml:space="preserve">1</w:t>
             </w:r>
           </w:hyperlink>
           <w:r>
-            <w:rPr>
-              <w:rFonts w:ascii="Verdana" w:cs="Verdana" w:eastAsia="Verdana" w:hAnsi="Verdana"/>
-              <w:b w:val="1"/>
-              <w:i w:val="0"/>
-              <w:smallCaps w:val="0"/>
-              <w:strike w:val="0"/>
-              <w:color w:val="000000"/>
-              <w:sz w:val="16"/>
-              <w:szCs w:val="16"/>
-              <w:u w:val="none"/>
-              <w:shd w:fill="auto" w:val="clear"/>
-              <w:vertAlign w:val="baseline"/>
-              <w:rtl w:val="0"/>
-            </w:rPr>
-            <w:tab/>
-          </w:r>
-          <w:r>
             <w:fldChar w:fldCharType="begin"/>
-            <w:instrText xml:space="preserve"> PAGEREF _xt04bo99l9p \h </w:instrText>
+            <w:instrText xml:space="preserve"> PAGEREF _40h3y9oo6b45 \h </w:instrText>
             <w:fldChar w:fldCharType="separate"/>
           </w:r>
           <w:r>
             <w:rPr>
-              <w:rFonts w:ascii="Verdana" w:cs="Verdana" w:eastAsia="Verdana" w:hAnsi="Verdana"/>
               <w:b w:val="1"/>
-              <w:i w:val="0"/>
-              <w:smallCaps w:val="0"/>
-              <w:strike w:val="0"/>
+              <w:bCs w:val="1"/>
               <w:color w:val="000000"/>
-              <w:sz w:val="16"/>
-              <w:szCs w:val="16"/>
               <w:u w:val="none"/>
-              <w:shd w:fill="auto" w:val="clear"/>
-              <w:vertAlign w:val="baseline"/>
               <w:rtl w:val="0"/>
             </w:rPr>
-            <w:t xml:space="preserve">11</w:t>
+            <w:t xml:space="preserve">0</w:t>
           </w:r>
           <w:r>
             <w:fldChar w:fldCharType="end"/>
@@ -2757,14 +1875,16 @@
     </w:sdt>
     <w:p>
       <w:pPr>
-        <w:pageBreakBefore w:val="0"/>
-        <w:spacing w:after="0" w:before="0" w:lineRule="auto"/>
-        <w:jc w:val="right"/>
-        <w:rPr>
+        <w:keepNext w:val="1"/>
+        <w:pageBreakBefore w:val="0"/>
+        <w:spacing w:after="120" w:before="240" w:lineRule="auto"/>
+        <w:rPr>
+          <w:rFonts w:ascii="Arial" w:cs="Arial" w:eastAsia="Arial" w:hAnsi="Arial"/>
+          <w:b w:val="1"/>
+          <w:bCs w:val="1"/>
           <w:smallCaps w:val="1"/>
-          <w:color w:val="336633"/>
-          <w:sz w:val="32"/>
-          <w:szCs w:val="32"/>
+          <w:sz w:val="16"/>
+          <w:szCs w:val="16"/>
         </w:rPr>
       </w:pPr>
       <w:r>
@@ -2868,7 +1988,9 @@
       <w:r>
         <w:rPr>
           <w:b w:val="1"/>
+          <w:bCs w:val="1"/>
           <w:i w:val="1"/>
+          <w:iCs w:val="1"/>
           <w:rtl w:val="0"/>
         </w:rPr>
         <w:t xml:space="preserve">Docker Compose”</w:t>
@@ -2882,6 +2004,7 @@
       <w:r>
         <w:rPr>
           <w:b w:val="1"/>
+          <w:bCs w:val="1"/>
           <w:rtl w:val="0"/>
         </w:rPr>
         <w:t xml:space="preserve">YAML</w:t>
@@ -2972,7 +2095,9 @@
       <w:r>
         <w:rPr>
           <w:b w:val="1"/>
+          <w:bCs w:val="1"/>
           <w:i w:val="1"/>
+          <w:iCs w:val="1"/>
           <w:rtl w:val="0"/>
         </w:rPr>
         <w:t xml:space="preserve">Docker Compose</w:t>
@@ -2986,7 +2111,9 @@
       <w:r>
         <w:rPr>
           <w:b w:val="1"/>
+          <w:bCs w:val="1"/>
           <w:i w:val="1"/>
+          <w:iCs w:val="1"/>
           <w:rtl w:val="0"/>
         </w:rPr>
         <w:t xml:space="preserve">Docker Compose</w:t>
@@ -3023,6 +2150,7 @@
       <w:r>
         <w:rPr>
           <w:b w:val="1"/>
+          <w:bCs w:val="1"/>
           <w:rtl w:val="0"/>
         </w:rPr>
         <w:t xml:space="preserve">YAML</w:t>
@@ -3105,7 +2233,9 @@
       <w:r>
         <w:rPr>
           <w:b w:val="1"/>
+          <w:bCs w:val="1"/>
           <w:i w:val="1"/>
+          <w:iCs w:val="1"/>
           <w:rtl w:val="0"/>
         </w:rPr>
         <w:t xml:space="preserve">“Docker Compose”, </w:t>
@@ -3113,6 +2243,7 @@
       <w:r>
         <w:rPr>
           <w:i w:val="1"/>
+          <w:iCs w:val="1"/>
           <w:rtl w:val="0"/>
         </w:rPr>
         <w:t xml:space="preserve">este se instalaba con un ejecutable aparte (por este motivo en muchos manuales verás el comando de “</w:t>
@@ -3120,7 +2251,9 @@
       <w:r>
         <w:rPr>
           <w:b w:val="1"/>
+          <w:bCs w:val="1"/>
           <w:i w:val="1"/>
+          <w:iCs w:val="1"/>
           <w:rtl w:val="0"/>
         </w:rPr>
         <w:t xml:space="preserve">Docker Compose</w:t>
@@ -3128,6 +2261,7 @@
       <w:r>
         <w:rPr>
           <w:i w:val="1"/>
+          <w:iCs w:val="1"/>
           <w:rtl w:val="0"/>
         </w:rPr>
         <w:t xml:space="preserve">” escrito como “</w:t>
@@ -3135,7 +2269,9 @@
       <w:r>
         <w:rPr>
           <w:b w:val="1"/>
+          <w:bCs w:val="1"/>
           <w:i w:val="1"/>
+          <w:iCs w:val="1"/>
           <w:rtl w:val="0"/>
         </w:rPr>
         <w:t xml:space="preserve">docker-compose</w:t>
@@ -3143,6 +2279,7 @@
       <w:r>
         <w:rPr>
           <w:i w:val="1"/>
+          <w:iCs w:val="1"/>
           <w:rtl w:val="0"/>
         </w:rPr>
         <w:t xml:space="preserve">”.</w:t>
@@ -3151,12 +2288,70 @@
         <w:rPr>
           <w:rtl w:val="0"/>
         </w:rPr>
-        <w:t xml:space="preserve"> Aquí una captura antigua de este curso donde se observa este nombre:</w:t>
-      </w:r>
-    </w:p>
-    <w:p>
-      <w:pPr>
-        <w:pageBreakBefore w:val="0"/>
+        <w:t xml:space="preserve"> </w:t>
+      </w:r>
+      <w:r>
+        <w:rPr>
+          <w:rtl w:val="0"/>
+        </w:rPr>
+      </w:r>
+    </w:p>
+    <w:p>
+      <w:pPr>
+        <w:pageBreakBefore w:val="0"/>
+        <w:rPr/>
+      </w:pPr>
+      <w:r>
+        <w:rPr>
+          <w:rtl w:val="0"/>
+        </w:rPr>
+        <w:t xml:space="preserve">Sin embargo, en las versiones actuales, dado su importancia, “Docker Compose” se ha integrado como un plugin de Docker y si hemos realizado la instalación de Docker como se propone en este curso y en la documentación oficial, ya lo tendremos.</w:t>
+      </w:r>
+    </w:p>
+    <w:p>
+      <w:pPr>
+        <w:pageBreakBefore w:val="0"/>
+        <w:rPr/>
+      </w:pPr>
+      <w:r>
+        <w:rPr>
+          <w:rtl w:val="0"/>
+        </w:rPr>
+        <w:t xml:space="preserve">En el momento de la redacción de este documento, la última versión es la </w:t>
+      </w:r>
+      <w:r>
+        <w:rPr>
+          <w:b w:val="1"/>
+          <w:bCs w:val="1"/>
+          <w:rtl w:val="0"/>
+        </w:rPr>
+        <w:t xml:space="preserve">2.39.4</w:t>
+      </w:r>
+      <w:r>
+        <w:rPr>
+          <w:rtl w:val="0"/>
+        </w:rPr>
+        <w:t xml:space="preserve">. Podemos ver una captura con la forma de llamarlo actual, como un comando más de Docker “</w:t>
+      </w:r>
+      <w:r>
+        <w:rPr>
+          <w:b w:val="1"/>
+          <w:bCs w:val="1"/>
+          <w:i w:val="1"/>
+          <w:iCs w:val="1"/>
+          <w:rtl w:val="0"/>
+        </w:rPr>
+        <w:t xml:space="preserve">docker compose</w:t>
+      </w:r>
+      <w:r>
+        <w:rPr>
+          <w:rtl w:val="0"/>
+        </w:rPr>
+        <w:t xml:space="preserve">”.</w:t>
+      </w:r>
+    </w:p>
+    <w:p>
+      <w:pPr>
         <w:jc w:val="center"/>
         <w:rPr/>
       </w:pPr>
@@ -3164,9 +2359,9 @@
         <w:rPr/>
         <w:drawing>
           <wp:inline distB="114300" distT="114300" distL="114300" distR="114300">
-            <wp:extent cx="4428263" cy="331001"/>
+            <wp:extent cx="5286375" cy="666750"/>
             <wp:effectExtent b="0" l="0" r="0" t="0"/>
-            <wp:docPr id="5" name="image5.png"/>
+            <wp:docPr id="4" name="image5.png"/>
             <a:graphic>
               <a:graphicData uri="http://schemas.openxmlformats.org/drawingml/2006/picture">
                 <pic:pic>
@@ -3184,7 +2379,7 @@
                   <pic:spPr>
                     <a:xfrm>
                       <a:off x="0" y="0"/>
-                      <a:ext cx="4428263" cy="331001"/>
+                      <a:ext cx="5286375" cy="666750"/>
                     </a:xfrm>
                     <a:prstGeom prst="rect"/>
                     <a:ln/>
@@ -3203,104 +2398,6 @@
     </w:p>
     <w:p>
       <w:pPr>
-        <w:pageBreakBefore w:val="0"/>
-        <w:rPr/>
-      </w:pPr>
-      <w:r>
-        <w:rPr>
-          <w:rtl w:val="0"/>
-        </w:rPr>
-        <w:t xml:space="preserve">Sin embargo, en las versiones actuales, dado su importancia, “Docker Compose” se ha integrado como un plugin de Docker y si hemos realizado la instalación de Docker como se propone en este curso y en la documentación oficial, ya lo tendremos.</w:t>
-      </w:r>
-    </w:p>
-    <w:p>
-      <w:pPr>
-        <w:pageBreakBefore w:val="0"/>
-        <w:rPr/>
-      </w:pPr>
-      <w:r>
-        <w:rPr>
-          <w:rtl w:val="0"/>
-        </w:rPr>
-        <w:t xml:space="preserve">En el momento de la redacción de este documento, la última versión es la </w:t>
-      </w:r>
-      <w:r>
-        <w:rPr>
-          <w:b w:val="1"/>
-          <w:rtl w:val="0"/>
-        </w:rPr>
-        <w:t xml:space="preserve">2.32.4</w:t>
-      </w:r>
-      <w:r>
-        <w:rPr>
-          <w:rtl w:val="0"/>
-        </w:rPr>
-        <w:t xml:space="preserve">. Podemos ver una captura con la forma de llamarlo actual, como un comando más de Docker “</w:t>
-      </w:r>
-      <w:r>
-        <w:rPr>
-          <w:b w:val="1"/>
-          <w:i w:val="1"/>
-          <w:rtl w:val="0"/>
-        </w:rPr>
-        <w:t xml:space="preserve">docker compose</w:t>
-      </w:r>
-      <w:r>
-        <w:rPr>
-          <w:rtl w:val="0"/>
-        </w:rPr>
-        <w:t xml:space="preserve">”.</w:t>
-      </w:r>
-    </w:p>
-    <w:p>
-      <w:pPr>
-        <w:pageBreakBefore w:val="0"/>
-        <w:jc w:val="center"/>
-        <w:rPr/>
-      </w:pPr>
-      <w:r>
-        <w:rPr/>
-        <w:drawing>
-          <wp:inline distB="114300" distT="114300" distL="114300" distR="114300">
-            <wp:extent cx="5543550" cy="428625"/>
-            <wp:effectExtent b="0" l="0" r="0" t="0"/>
-            <wp:docPr id="1" name="image6.png"/>
-            <a:graphic>
-              <a:graphicData uri="http://schemas.openxmlformats.org/drawingml/2006/picture">
-                <pic:pic>
-                  <pic:nvPicPr>
-                    <pic:cNvPr id="0" name="image6.png"/>
-                    <pic:cNvPicPr preferRelativeResize="0"/>
-                  </pic:nvPicPr>
-                  <pic:blipFill>
-                    <a:blip r:embed="rId11"/>
-                    <a:srcRect b="0" l="0" r="0" t="0"/>
-                    <a:stretch>
-                      <a:fillRect/>
-                    </a:stretch>
-                  </pic:blipFill>
-                  <pic:spPr>
-                    <a:xfrm>
-                      <a:off x="0" y="0"/>
-                      <a:ext cx="5543550" cy="428625"/>
-                    </a:xfrm>
-                    <a:prstGeom prst="rect"/>
-                    <a:ln/>
-                  </pic:spPr>
-                </pic:pic>
-              </a:graphicData>
-            </a:graphic>
-          </wp:inline>
-        </w:drawing>
-      </w:r>
-      <w:r>
-        <w:rPr>
-          <w:rtl w:val="0"/>
-        </w:rPr>
-      </w:r>
-    </w:p>
-    <w:p>
-      <w:pPr>
         <w:pStyle w:val="Heading1"/>
         <w:pageBreakBefore w:val="0"/>
         <w:numPr>
@@ -3358,7 +2455,9 @@
       <w:r>
         <w:rPr>
           <w:b w:val="1"/>
+          <w:bCs w:val="1"/>
           <w:i w:val="1"/>
+          <w:iCs w:val="1"/>
           <w:rtl w:val="0"/>
         </w:rPr>
         <w:t xml:space="preserve">YAML Ain't Markup Language</w:t>
@@ -3372,7 +2471,9 @@
       <w:r>
         <w:rPr>
           <w:b w:val="1"/>
+          <w:bCs w:val="1"/>
           <w:i w:val="1"/>
+          <w:iCs w:val="1"/>
           <w:rtl w:val="0"/>
         </w:rPr>
         <w:t xml:space="preserve">YAML no es un lenguaje de marcas</w:t>
@@ -3383,7 +2484,7 @@
         </w:rPr>
         <w:t xml:space="preserve">”. Más información en </w:t>
       </w:r>
-      <w:hyperlink r:id="rId12">
+      <w:hyperlink r:id="rId11">
         <w:r>
           <w:rPr>
             <w:color w:val="1155cc"/>
@@ -3421,6 +2522,7 @@
       <w:r>
         <w:rPr>
           <w:b w:val="1"/>
+          <w:bCs w:val="1"/>
           <w:rtl w:val="0"/>
         </w:rPr>
         <w:t xml:space="preserve">YAML</w:t>
@@ -3434,6 +2536,7 @@
       <w:r>
         <w:rPr>
           <w:b w:val="1"/>
+          <w:bCs w:val="1"/>
           <w:rtl w:val="0"/>
         </w:rPr>
         <w:t xml:space="preserve">XML</w:t>
@@ -3447,6 +2550,7 @@
       <w:r>
         <w:rPr>
           <w:b w:val="1"/>
+          <w:bCs w:val="1"/>
           <w:rtl w:val="0"/>
         </w:rPr>
         <w:t xml:space="preserve">JSON</w:t>
@@ -3460,6 +2564,7 @@
       <w:r>
         <w:rPr>
           <w:b w:val="1"/>
+          <w:bCs w:val="1"/>
           <w:rtl w:val="0"/>
         </w:rPr>
         <w:t xml:space="preserve">XML</w:t>
@@ -3473,6 +2578,7 @@
       <w:r>
         <w:rPr>
           <w:b w:val="1"/>
+          <w:bCs w:val="1"/>
           <w:rtl w:val="0"/>
         </w:rPr>
         <w:t xml:space="preserve">JSON</w:t>
@@ -3489,7 +2595,7 @@
         <w:pageBreakBefore w:val="0"/>
         <w:rPr/>
       </w:pPr>
-      <w:hyperlink r:id="rId13">
+      <w:hyperlink r:id="rId12">
         <w:r>
           <w:rPr>
             <w:color w:val="1155cc"/>
@@ -3530,6 +2636,7 @@
       <w:r>
         <w:rPr>
           <w:b w:val="1"/>
+          <w:bCs w:val="1"/>
           <w:rtl w:val="0"/>
         </w:rPr>
         <w:t xml:space="preserve">YAML</w:t>
@@ -3543,7 +2650,9 @@
       <w:r>
         <w:rPr>
           <w:b w:val="1"/>
+          <w:bCs w:val="1"/>
           <w:i w:val="1"/>
+          <w:iCs w:val="1"/>
           <w:rtl w:val="0"/>
         </w:rPr>
         <w:t xml:space="preserve">Docker Compose</w:t>
@@ -3557,6 +2666,7 @@
       <w:r>
         <w:rPr>
           <w:b w:val="1"/>
+          <w:bCs w:val="1"/>
           <w:rtl w:val="0"/>
         </w:rPr>
         <w:t xml:space="preserve">YAML</w:t>
@@ -3570,7 +2680,9 @@
       <w:r>
         <w:rPr>
           <w:b w:val="1"/>
+          <w:bCs w:val="1"/>
           <w:i w:val="1"/>
+          <w:iCs w:val="1"/>
           <w:rtl w:val="0"/>
         </w:rPr>
         <w:t xml:space="preserve">Docker Compose</w:t>
@@ -3587,7 +2699,7 @@
         </w:rPr>
         <w:t xml:space="preserve"> de YAML en la Wikipedia, disponibles en: </w:t>
       </w:r>
-      <w:hyperlink r:id="rId14">
+      <w:hyperlink r:id="rId13">
         <w:r>
           <w:rPr>
             <w:color w:val="1155cc"/>
@@ -3635,6 +2747,7 @@
       <w:r>
         <w:rPr>
           <w:b w:val="1"/>
+          <w:bCs w:val="1"/>
           <w:rtl w:val="0"/>
         </w:rPr>
         <w:t xml:space="preserve">Interesante: </w:t>
@@ -3645,7 +2758,7 @@
         </w:rPr>
         <w:t xml:space="preserve">Utilidades como </w:t>
       </w:r>
-      <w:hyperlink r:id="rId15">
+      <w:hyperlink r:id="rId14">
         <w:r>
           <w:rPr>
             <w:color w:val="1155cc"/>
@@ -3664,6 +2777,7 @@
       <w:r>
         <w:rPr>
           <w:b w:val="1"/>
+          <w:bCs w:val="1"/>
           <w:rtl w:val="0"/>
         </w:rPr>
         <w:t xml:space="preserve">YAML</w:t>
@@ -3677,6 +2791,7 @@
       <w:r>
         <w:rPr>
           <w:b w:val="1"/>
+          <w:bCs w:val="1"/>
           <w:rtl w:val="0"/>
         </w:rPr>
         <w:t xml:space="preserve">XML</w:t>
@@ -3690,6 +2805,7 @@
       <w:r>
         <w:rPr>
           <w:b w:val="1"/>
+          <w:bCs w:val="1"/>
           <w:rtl w:val="0"/>
         </w:rPr>
         <w:t xml:space="preserve">JSON</w:t>
@@ -3742,7 +2858,9 @@
       <w:r>
         <w:rPr>
           <w:b w:val="1"/>
+          <w:bCs w:val="1"/>
           <w:i w:val="1"/>
+          <w:iCs w:val="1"/>
           <w:rtl w:val="0"/>
         </w:rPr>
         <w:t xml:space="preserve">docker-compose.yml</w:t>
@@ -3756,6 +2874,7 @@
       <w:r>
         <w:rPr>
           <w:b w:val="1"/>
+          <w:bCs w:val="1"/>
           <w:rtl w:val="0"/>
         </w:rPr>
         <w:t xml:space="preserve">YAML</w:t>
@@ -3769,7 +2888,9 @@
       <w:r>
         <w:rPr>
           <w:b w:val="1"/>
+          <w:bCs w:val="1"/>
           <w:i w:val="1"/>
+          <w:iCs w:val="1"/>
           <w:rtl w:val="0"/>
         </w:rPr>
         <w:t xml:space="preserve">Docker Compose</w:t>
@@ -3783,6 +2904,7 @@
       <w:r>
         <w:rPr>
           <w:b w:val="1"/>
+          <w:bCs w:val="1"/>
           <w:rtl w:val="0"/>
         </w:rPr>
         <w:t xml:space="preserve">YAML</w:t>
@@ -3796,7 +2918,9 @@
       <w:r>
         <w:rPr>
           <w:b w:val="1"/>
+          <w:bCs w:val="1"/>
           <w:i w:val="1"/>
+          <w:iCs w:val="1"/>
           <w:rtl w:val="0"/>
         </w:rPr>
         <w:t xml:space="preserve">docker-compose.yml</w:t>
@@ -3852,7 +2976,9 @@
       <w:r>
         <w:rPr>
           <w:b w:val="1"/>
+          <w:bCs w:val="1"/>
           <w:i w:val="1"/>
+          <w:iCs w:val="1"/>
           <w:rtl w:val="0"/>
         </w:rPr>
         <w:t xml:space="preserve">docker-compose.yml</w:t>
@@ -3863,7 +2989,7 @@
         </w:rPr>
         <w:t xml:space="preserve">” está definida en </w:t>
       </w:r>
-      <w:hyperlink r:id="rId16">
+      <w:hyperlink r:id="rId15">
         <w:r>
           <w:rPr>
             <w:color w:val="1155cc"/>
@@ -3918,6 +3044,7 @@
       <w:r>
         <w:rPr>
           <w:b w:val="1"/>
+          <w:bCs w:val="1"/>
           <w:rtl w:val="0"/>
         </w:rPr>
         <w:t xml:space="preserve">version</w:t>
@@ -3931,7 +3058,9 @@
       <w:r>
         <w:rPr>
           <w:b w:val="1"/>
+          <w:bCs w:val="1"/>
           <w:i w:val="1"/>
+          <w:iCs w:val="1"/>
           <w:rtl w:val="0"/>
         </w:rPr>
         <w:t xml:space="preserve">Docker Compose</w:t>
@@ -3959,6 +3088,7 @@
       <w:r>
         <w:rPr>
           <w:b w:val="1"/>
+          <w:bCs w:val="1"/>
           <w:rtl w:val="0"/>
         </w:rPr>
         <w:t xml:space="preserve">services</w:t>
@@ -3986,6 +3116,7 @@
       <w:r>
         <w:rPr>
           <w:b w:val="1"/>
+          <w:bCs w:val="1"/>
           <w:rtl w:val="0"/>
         </w:rPr>
         <w:t xml:space="preserve">build</w:t>
@@ -3999,7 +3130,9 @@
       <w:r>
         <w:rPr>
           <w:b w:val="1"/>
+          <w:bCs w:val="1"/>
           <w:i w:val="1"/>
+          <w:iCs w:val="1"/>
           <w:rtl w:val="0"/>
         </w:rPr>
         <w:t xml:space="preserve">Dockerfile</w:t>
@@ -4010,7 +3143,7 @@
         </w:rPr>
         <w:t xml:space="preserve">”. Aunque tiene varias formas de uso detalladas en </w:t>
       </w:r>
-      <w:hyperlink r:id="rId17">
+      <w:hyperlink r:id="rId16">
         <w:r>
           <w:rPr>
             <w:color w:val="1155cc"/>
@@ -4029,7 +3162,9 @@
       <w:r>
         <w:rPr>
           <w:b w:val="1"/>
+          <w:bCs w:val="1"/>
           <w:i w:val="1"/>
+          <w:iCs w:val="1"/>
           <w:rtl w:val="0"/>
         </w:rPr>
         <w:t xml:space="preserve">Dockerfile</w:t>
@@ -4043,7 +3178,9 @@
       <w:r>
         <w:rPr>
           <w:b w:val="1"/>
+          <w:bCs w:val="1"/>
           <w:i w:val="1"/>
+          <w:iCs w:val="1"/>
           <w:rtl w:val="0"/>
         </w:rPr>
         <w:t xml:space="preserve">build: ./directorio</w:t>
@@ -4071,6 +3208,7 @@
       <w:r>
         <w:rPr>
           <w:b w:val="1"/>
+          <w:bCs w:val="1"/>
           <w:rtl w:val="0"/>
         </w:rPr>
         <w:t xml:space="preserve">command</w:t>
@@ -4084,7 +3222,9 @@
       <w:r>
         <w:rPr>
           <w:b w:val="1"/>
+          <w:bCs w:val="1"/>
           <w:i w:val="1"/>
+          <w:iCs w:val="1"/>
           <w:rtl w:val="0"/>
         </w:rPr>
         <w:t xml:space="preserve">command: /bin/bash”</w:t>
@@ -4112,6 +3252,7 @@
       <w:r>
         <w:rPr>
           <w:b w:val="1"/>
+          <w:bCs w:val="1"/>
           <w:rtl w:val="0"/>
         </w:rPr>
         <w:t xml:space="preserve">container_name</w:t>
@@ -4125,7 +3266,9 @@
       <w:r>
         <w:rPr>
           <w:b w:val="1"/>
+          <w:bCs w:val="1"/>
           <w:i w:val="1"/>
+          <w:iCs w:val="1"/>
           <w:rtl w:val="0"/>
         </w:rPr>
         <w:t xml:space="preserve">container_name: micontenedor</w:t>
@@ -4153,6 +3296,7 @@
       <w:r>
         <w:rPr>
           <w:b w:val="1"/>
+          <w:bCs w:val="1"/>
           <w:rtl w:val="0"/>
         </w:rPr>
         <w:t xml:space="preserve">depends_on</w:t>
@@ -4163,7 +3307,7 @@
         </w:rPr>
         <w:t xml:space="preserve">: indica que esta plantilla de contenedor, depende de que se haya creado un contenedor previo de la/s plantilla/s especificada/s. Los servicios también son detenidos en orden inverso a la dependencia. Se puden ver ejemplos en </w:t>
       </w:r>
-      <w:hyperlink r:id="rId18">
+      <w:hyperlink r:id="rId17">
         <w:r>
           <w:rPr>
             <w:color w:val="1155cc"/>
@@ -4192,6 +3336,7 @@
       <w:r>
         <w:rPr>
           <w:b w:val="1"/>
+          <w:bCs w:val="1"/>
           <w:rtl w:val="0"/>
         </w:rPr>
         <w:t xml:space="preserve">env_file y environment</w:t>
@@ -4216,6 +3361,7 @@
       <w:r>
         <w:rPr>
           <w:b w:val="1"/>
+          <w:bCs w:val="1"/>
           <w:rtl w:val="0"/>
         </w:rPr>
         <w:t xml:space="preserve">env_file</w:t>
@@ -4229,7 +3375,9 @@
       <w:r>
         <w:rPr>
           <w:b w:val="1"/>
+          <w:bCs w:val="1"/>
           <w:i w:val="1"/>
+          <w:iCs w:val="1"/>
           <w:rtl w:val="0"/>
         </w:rPr>
         <w:t xml:space="preserve">env_file: .env</w:t>
@@ -4254,6 +3402,7 @@
       <w:r>
         <w:rPr>
           <w:b w:val="1"/>
+          <w:bCs w:val="1"/>
           <w:rtl w:val="0"/>
         </w:rPr>
         <w:t xml:space="preserve">environment</w:t>
@@ -4264,7 +3413,7 @@
         </w:rPr>
         <w:t xml:space="preserve"> especifica una lista de variables de entorno con su valor. Ejemplos en  </w:t>
       </w:r>
-      <w:hyperlink r:id="rId19">
+      <w:hyperlink r:id="rId18">
         <w:r>
           <w:rPr>
             <w:color w:val="1155cc"/>
@@ -4293,6 +3442,7 @@
       <w:r>
         <w:rPr>
           <w:b w:val="1"/>
+          <w:bCs w:val="1"/>
           <w:rtl w:val="0"/>
         </w:rPr>
         <w:t xml:space="preserve">expose / ports</w:t>
@@ -4303,7 +3453,7 @@
         </w:rPr>
         <w:t xml:space="preserve">: permite definir un conjunto de puertos que se exportarán en el contenedor. Ejemplos en </w:t>
       </w:r>
-      <w:hyperlink r:id="rId20">
+      <w:hyperlink r:id="rId19">
         <w:r>
           <w:rPr>
             <w:color w:val="1155cc"/>
@@ -4319,7 +3469,7 @@
         </w:rPr>
         <w:t xml:space="preserve"> y en </w:t>
       </w:r>
-      <w:hyperlink r:id="rId21">
+      <w:hyperlink r:id="rId20">
         <w:r>
           <w:rPr>
             <w:color w:val="1155cc"/>
@@ -4347,12 +3497,14 @@
         <w:ind w:left="720" w:hanging="360"/>
         <w:rPr>
           <w:b w:val="1"/>
+          <w:bCs w:val="1"/>
           <w:u w:val="none"/>
         </w:rPr>
       </w:pPr>
       <w:r>
         <w:rPr>
           <w:b w:val="1"/>
+          <w:bCs w:val="1"/>
           <w:rtl w:val="0"/>
         </w:rPr>
         <w:t xml:space="preserve">image</w:t>
@@ -4380,6 +3532,7 @@
       <w:r>
         <w:rPr>
           <w:b w:val="1"/>
+          <w:bCs w:val="1"/>
           <w:rtl w:val="0"/>
         </w:rPr>
         <w:t xml:space="preserve">network_mode</w:t>
@@ -4390,7 +3543,7 @@
         </w:rPr>
         <w:t xml:space="preserve">: especifica el modo de red, de forma similar al parámetro --network de Docker. Los modos soportados se detallan en el siguiente enlace </w:t>
       </w:r>
-      <w:hyperlink r:id="rId22">
+      <w:hyperlink r:id="rId21">
         <w:r>
           <w:rPr>
             <w:color w:val="1155cc"/>
@@ -4422,6 +3575,7 @@
       <w:r>
         <w:rPr>
           <w:b w:val="1"/>
+          <w:bCs w:val="1"/>
           <w:rtl w:val="0"/>
         </w:rPr>
         <w:t xml:space="preserve">networks</w:t>
@@ -4432,7 +3586,7 @@
         </w:rPr>
         <w:t xml:space="preserve">: define las redes a crear para poner en marcha nuestros contenedores. Ejemplos en </w:t>
       </w:r>
-      <w:hyperlink r:id="rId23">
+      <w:hyperlink r:id="rId22">
         <w:r>
           <w:rPr>
             <w:color w:val="1155cc"/>
@@ -4464,6 +3618,7 @@
       <w:r>
         <w:rPr>
           <w:b w:val="1"/>
+          <w:bCs w:val="1"/>
           <w:rtl w:val="0"/>
         </w:rPr>
         <w:t xml:space="preserve">restart</w:t>
@@ -4477,7 +3632,9 @@
       <w:r>
         <w:rPr>
           <w:b w:val="1"/>
+          <w:bCs w:val="1"/>
           <w:i w:val="1"/>
+          <w:iCs w:val="1"/>
           <w:rtl w:val="0"/>
         </w:rPr>
         <w:t xml:space="preserve">no</w:t>
@@ -4491,6 +3648,7 @@
       <w:r>
         <w:rPr>
           <w:b w:val="1"/>
+          <w:bCs w:val="1"/>
           <w:rtl w:val="0"/>
         </w:rPr>
         <w:t xml:space="preserve">always</w:t>
@@ -4504,7 +3662,9 @@
       <w:r>
         <w:rPr>
           <w:b w:val="1"/>
+          <w:bCs w:val="1"/>
           <w:i w:val="1"/>
+          <w:iCs w:val="1"/>
           <w:rtl w:val="0"/>
         </w:rPr>
         <w:t xml:space="preserve">on-failure</w:t>
@@ -4518,7 +3678,9 @@
       <w:r>
         <w:rPr>
           <w:b w:val="1"/>
+          <w:bCs w:val="1"/>
           <w:i w:val="1"/>
+          <w:iCs w:val="1"/>
           <w:rtl w:val="0"/>
         </w:rPr>
         <w:t xml:space="preserve">docker stop</w:t>
@@ -4549,7 +3711,7 @@
         </w:rPr>
         <w:t xml:space="preserve">Ejemplos </w:t>
       </w:r>
-      <w:hyperlink r:id="rId24">
+      <w:hyperlink r:id="rId23">
         <w:r>
           <w:rPr>
             <w:color w:val="1155cc"/>
@@ -4581,6 +3743,7 @@
       <w:r>
         <w:rPr>
           <w:b w:val="1"/>
+          <w:bCs w:val="1"/>
           <w:rtl w:val="0"/>
         </w:rPr>
         <w:t xml:space="preserve">tmpfs</w:t>
@@ -4591,7 +3754,7 @@
         </w:rPr>
         <w:t xml:space="preserve">: establece una lista de directorios a montar en formato “tmpfs” en el contenedor. Ejemplos en </w:t>
       </w:r>
-      <w:hyperlink r:id="rId25">
+      <w:hyperlink r:id="rId24">
         <w:r>
           <w:rPr>
             <w:color w:val="1155cc"/>
@@ -4623,6 +3786,7 @@
       <w:r>
         <w:rPr>
           <w:b w:val="1"/>
+          <w:bCs w:val="1"/>
           <w:rtl w:val="0"/>
         </w:rPr>
         <w:t xml:space="preserve">volumes</w:t>
@@ -4636,7 +3800,9 @@
       <w:r>
         <w:rPr>
           <w:b w:val="1"/>
+          <w:bCs w:val="1"/>
           <w:i w:val="1"/>
+          <w:iCs w:val="1"/>
           <w:rtl w:val="0"/>
         </w:rPr>
         <w:t xml:space="preserve">bind mount</w:t>
@@ -4650,7 +3816,9 @@
       <w:r>
         <w:rPr>
           <w:b w:val="1"/>
+          <w:bCs w:val="1"/>
           <w:i w:val="1"/>
+          <w:iCs w:val="1"/>
           <w:rtl w:val="0"/>
         </w:rPr>
         <w:t xml:space="preserve">volumes</w:t>
@@ -4661,7 +3829,7 @@
         </w:rPr>
         <w:t xml:space="preserve">” fuera de las plantillas de contenedores. Ejemplos </w:t>
       </w:r>
-      <w:hyperlink r:id="rId26">
+      <w:hyperlink r:id="rId25">
         <w:r>
           <w:rPr>
             <w:color w:val="1155cc"/>
@@ -4725,7 +3893,9 @@
       <w:r>
         <w:rPr>
           <w:b w:val="1"/>
+          <w:bCs w:val="1"/>
           <w:i w:val="1"/>
+          <w:iCs w:val="1"/>
           <w:rtl w:val="0"/>
         </w:rPr>
         <w:t xml:space="preserve">docker-compose.yml</w:t>
@@ -4739,7 +3909,9 @@
       <w:r>
         <w:rPr>
           <w:b w:val="1"/>
+          <w:bCs w:val="1"/>
           <w:i w:val="1"/>
+          <w:iCs w:val="1"/>
           <w:rtl w:val="0"/>
         </w:rPr>
         <w:t xml:space="preserve">miwordpress</w:t>
@@ -4753,7 +3925,9 @@
       <w:r>
         <w:rPr>
           <w:b w:val="1"/>
+          <w:bCs w:val="1"/>
           <w:i w:val="1"/>
+          <w:iCs w:val="1"/>
           <w:rtl w:val="0"/>
         </w:rPr>
         <w:t xml:space="preserve">docker-compose.yml</w:t>
@@ -5193,7 +4367,9 @@
       <w:r>
         <w:rPr>
           <w:b w:val="1"/>
+          <w:bCs w:val="1"/>
           <w:i w:val="1"/>
+          <w:iCs w:val="1"/>
           <w:rtl w:val="0"/>
         </w:rPr>
         <w:t xml:space="preserve">version</w:t>
@@ -5207,7 +4383,9 @@
       <w:r>
         <w:rPr>
           <w:b w:val="1"/>
+          <w:bCs w:val="1"/>
           <w:i w:val="1"/>
+          <w:iCs w:val="1"/>
           <w:rtl w:val="0"/>
         </w:rPr>
         <w:t xml:space="preserve">3.9</w:t>
@@ -5221,7 +4399,9 @@
       <w:r>
         <w:rPr>
           <w:b w:val="1"/>
+          <w:bCs w:val="1"/>
           <w:i w:val="1"/>
+          <w:iCs w:val="1"/>
           <w:rtl w:val="0"/>
         </w:rPr>
         <w:t xml:space="preserve">Docker Compose</w:t>
@@ -5235,7 +4415,9 @@
       <w:r>
         <w:rPr>
           <w:b w:val="1"/>
+          <w:bCs w:val="1"/>
           <w:i w:val="1"/>
+          <w:iCs w:val="1"/>
           <w:rtl w:val="0"/>
         </w:rPr>
         <w:t xml:space="preserve">1.27.0</w:t>
@@ -5261,7 +4443,9 @@
       <w:r>
         <w:rPr>
           <w:b w:val="1"/>
+          <w:bCs w:val="1"/>
           <w:i w:val="1"/>
+          <w:iCs w:val="1"/>
           <w:rtl w:val="0"/>
         </w:rPr>
         <w:t xml:space="preserve">Docker Compose</w:t>
@@ -5727,7 +4911,9 @@
       <w:r>
         <w:rPr>
           <w:b w:val="1"/>
+          <w:bCs w:val="1"/>
           <w:i w:val="1"/>
+          <w:iCs w:val="1"/>
           <w:rtl w:val="0"/>
         </w:rPr>
         <w:t xml:space="preserve">services</w:t>
@@ -5741,6 +4927,7 @@
       <w:r>
         <w:rPr>
           <w:b w:val="1"/>
+          <w:bCs w:val="1"/>
           <w:rtl w:val="0"/>
         </w:rPr>
         <w:t xml:space="preserve">YAML</w:t>
@@ -5754,7 +4941,9 @@
       <w:r>
         <w:rPr>
           <w:b w:val="1"/>
+          <w:bCs w:val="1"/>
           <w:i w:val="1"/>
+          <w:iCs w:val="1"/>
           <w:rtl w:val="0"/>
         </w:rPr>
         <w:t xml:space="preserve">services</w:t>
@@ -5768,7 +4957,9 @@
       <w:r>
         <w:rPr>
           <w:b w:val="1"/>
+          <w:bCs w:val="1"/>
           <w:i w:val="1"/>
+          <w:iCs w:val="1"/>
           <w:rtl w:val="0"/>
         </w:rPr>
         <w:t xml:space="preserve">db</w:t>
@@ -5782,7 +4973,9 @@
       <w:r>
         <w:rPr>
           <w:b w:val="1"/>
+          <w:bCs w:val="1"/>
           <w:i w:val="1"/>
+          <w:iCs w:val="1"/>
           <w:rtl w:val="0"/>
         </w:rPr>
         <w:t xml:space="preserve">wordpress</w:t>
@@ -5796,6 +4989,7 @@
       <w:r>
         <w:rPr>
           <w:b w:val="1"/>
+          <w:bCs w:val="1"/>
           <w:rtl w:val="0"/>
         </w:rPr>
         <w:t xml:space="preserve">Python</w:t>
@@ -5832,7 +5026,9 @@
       <w:r>
         <w:rPr>
           <w:b w:val="1"/>
+          <w:bCs w:val="1"/>
           <w:i w:val="1"/>
+          <w:iCs w:val="1"/>
           <w:rtl w:val="0"/>
         </w:rPr>
         <w:t xml:space="preserve">db</w:t>
@@ -5846,6 +5042,7 @@
       <w:r>
         <w:rPr>
           <w:b w:val="1"/>
+          <w:bCs w:val="1"/>
           <w:rtl w:val="0"/>
         </w:rPr>
         <w:t xml:space="preserve">YAML</w:t>
@@ -6036,7 +5233,9 @@
       <w:r>
         <w:rPr>
           <w:b w:val="1"/>
+          <w:bCs w:val="1"/>
           <w:i w:val="1"/>
+          <w:iCs w:val="1"/>
           <w:rtl w:val="0"/>
         </w:rPr>
         <w:t xml:space="preserve">-</w:t>
@@ -6260,7 +5459,9 @@
       <w:r>
         <w:rPr>
           <w:b w:val="1"/>
+          <w:bCs w:val="1"/>
           <w:i w:val="1"/>
+          <w:iCs w:val="1"/>
           <w:rtl w:val="0"/>
         </w:rPr>
         <w:t xml:space="preserve">Docker Compose</w:t>
@@ -6370,7 +5571,9 @@
       <w:r>
         <w:rPr>
           <w:b w:val="1"/>
+          <w:bCs w:val="1"/>
           <w:i w:val="1"/>
+          <w:iCs w:val="1"/>
           <w:rtl w:val="0"/>
         </w:rPr>
         <w:t xml:space="preserve">environment</w:t>
@@ -6384,6 +5587,7 @@
       <w:r>
         <w:rPr>
           <w:b w:val="1"/>
+          <w:bCs w:val="1"/>
           <w:rtl w:val="0"/>
         </w:rPr>
         <w:t xml:space="preserve">MySQL</w:t>
@@ -6397,6 +5601,7 @@
       <w:r>
         <w:rPr>
           <w:b w:val="1"/>
+          <w:bCs w:val="1"/>
           <w:rtl w:val="0"/>
         </w:rPr>
         <w:t xml:space="preserve">MySQL </w:t>
@@ -6587,7 +5792,9 @@
       <w:r>
         <w:rPr>
           <w:b w:val="1"/>
+          <w:bCs w:val="1"/>
           <w:i w:val="1"/>
+          <w:iCs w:val="1"/>
           <w:rtl w:val="0"/>
         </w:rPr>
         <w:t xml:space="preserve">wordpress</w:t>
@@ -6709,7 +5916,9 @@
       <w:r>
         <w:rPr>
           <w:b w:val="1"/>
+          <w:bCs w:val="1"/>
           <w:i w:val="1"/>
+          <w:iCs w:val="1"/>
           <w:rtl w:val="0"/>
         </w:rPr>
         <w:t xml:space="preserve">db</w:t>
@@ -6723,7 +5932,9 @@
       <w:r>
         <w:rPr>
           <w:b w:val="1"/>
+          <w:bCs w:val="1"/>
           <w:i w:val="1"/>
+          <w:iCs w:val="1"/>
           <w:rtl w:val="0"/>
         </w:rPr>
         <w:t xml:space="preserve">db</w:t>
@@ -6737,7 +5948,9 @@
       <w:r>
         <w:rPr>
           <w:b w:val="1"/>
+          <w:bCs w:val="1"/>
           <w:i w:val="1"/>
+          <w:iCs w:val="1"/>
           <w:rtl w:val="0"/>
         </w:rPr>
         <w:t xml:space="preserve">wordpress</w:t>
@@ -6925,7 +6138,9 @@
       <w:r>
         <w:rPr>
           <w:b w:val="1"/>
+          <w:bCs w:val="1"/>
           <w:i w:val="1"/>
+          <w:iCs w:val="1"/>
           <w:rtl w:val="0"/>
         </w:rPr>
         <w:t xml:space="preserve">80</w:t>
@@ -6939,7 +6154,9 @@
       <w:r>
         <w:rPr>
           <w:b w:val="1"/>
+          <w:bCs w:val="1"/>
           <w:i w:val="1"/>
+          <w:iCs w:val="1"/>
           <w:rtl w:val="0"/>
         </w:rPr>
         <w:t xml:space="preserve">8000</w:t>
@@ -7157,7 +6374,9 @@
       <w:r>
         <w:rPr>
           <w:b w:val="1"/>
+          <w:bCs w:val="1"/>
           <w:i w:val="1"/>
+          <w:iCs w:val="1"/>
           <w:rtl w:val="0"/>
         </w:rPr>
         <w:t xml:space="preserve">wordpress</w:t>
@@ -7276,7 +6495,9 @@
       <w:r>
         <w:rPr>
           <w:b w:val="1"/>
+          <w:bCs w:val="1"/>
           <w:i w:val="1"/>
+          <w:iCs w:val="1"/>
           <w:rtl w:val="0"/>
         </w:rPr>
         <w:t xml:space="preserve">db_data</w:t>
@@ -7290,7 +6511,9 @@
       <w:r>
         <w:rPr>
           <w:b w:val="1"/>
+          <w:bCs w:val="1"/>
           <w:i w:val="1"/>
+          <w:iCs w:val="1"/>
           <w:rtl w:val="0"/>
         </w:rPr>
         <w:t xml:space="preserve">Docker Compose</w:t>
@@ -7342,7 +6565,9 @@
       <w:r>
         <w:rPr>
           <w:b w:val="1"/>
+          <w:bCs w:val="1"/>
           <w:i w:val="1"/>
+          <w:iCs w:val="1"/>
           <w:rtl w:val="0"/>
         </w:rPr>
         <w:t xml:space="preserve">docker-compose.yml</w:t>
@@ -7436,7 +6661,9 @@
       <w:r>
         <w:rPr>
           <w:b w:val="1"/>
+          <w:bCs w:val="1"/>
           <w:i w:val="1"/>
+          <w:iCs w:val="1"/>
           <w:rtl w:val="0"/>
         </w:rPr>
         <w:t xml:space="preserve">up</w:t>
@@ -7450,7 +6677,9 @@
       <w:r>
         <w:rPr>
           <w:b w:val="1"/>
+          <w:bCs w:val="1"/>
           <w:i w:val="1"/>
+          <w:iCs w:val="1"/>
           <w:rtl w:val="0"/>
         </w:rPr>
         <w:t xml:space="preserve">docker-compose.yml</w:t>
@@ -7464,7 +6693,9 @@
       <w:r>
         <w:rPr>
           <w:b w:val="1"/>
+          <w:bCs w:val="1"/>
           <w:i w:val="1"/>
+          <w:iCs w:val="1"/>
           <w:rtl w:val="0"/>
         </w:rPr>
         <w:t xml:space="preserve">-d</w:t>
@@ -7486,9 +6717,9 @@
         <w:rPr/>
         <w:drawing>
           <wp:inline distB="114300" distT="114300" distL="114300" distR="114300">
-            <wp:extent cx="5172075" cy="1428750"/>
+            <wp:extent cx="6120000" cy="1257300"/>
             <wp:effectExtent b="0" l="0" r="0" t="0"/>
-            <wp:docPr id="4" name="image3.png"/>
+            <wp:docPr id="3" name="image3.png"/>
             <a:graphic>
               <a:graphicData uri="http://schemas.openxmlformats.org/drawingml/2006/picture">
                 <pic:pic>
@@ -7497,7 +6728,7 @@
                     <pic:cNvPicPr preferRelativeResize="0"/>
                   </pic:nvPicPr>
                   <pic:blipFill>
-                    <a:blip r:embed="rId27"/>
+                    <a:blip r:embed="rId26"/>
                     <a:srcRect b="0" l="0" r="0" t="0"/>
                     <a:stretch>
                       <a:fillRect/>
@@ -7506,7 +6737,7 @@
                   <pic:spPr>
                     <a:xfrm>
                       <a:off x="0" y="0"/>
-                      <a:ext cx="5172075" cy="1428750"/>
+                      <a:ext cx="6120000" cy="1257300"/>
                     </a:xfrm>
                     <a:prstGeom prst="rect"/>
                     <a:ln/>
@@ -7537,7 +6768,9 @@
       <w:r>
         <w:rPr>
           <w:b w:val="1"/>
+          <w:bCs w:val="1"/>
           <w:i w:val="1"/>
+          <w:iCs w:val="1"/>
           <w:rtl w:val="0"/>
         </w:rPr>
         <w:t xml:space="preserve">db</w:t>
@@ -7551,7 +6784,9 @@
       <w:r>
         <w:rPr>
           <w:b w:val="1"/>
+          <w:bCs w:val="1"/>
           <w:i w:val="1"/>
+          <w:iCs w:val="1"/>
           <w:rtl w:val="0"/>
         </w:rPr>
         <w:t xml:space="preserve">miwordpress-db-1</w:t>
@@ -7565,7 +6800,9 @@
       <w:r>
         <w:rPr>
           <w:b w:val="1"/>
+          <w:bCs w:val="1"/>
           <w:i w:val="1"/>
+          <w:iCs w:val="1"/>
           <w:rtl w:val="0"/>
         </w:rPr>
         <w:t xml:space="preserve">miwordpress</w:t>
@@ -7591,7 +6828,9 @@
       <w:r>
         <w:rPr>
           <w:b w:val="1"/>
+          <w:bCs w:val="1"/>
           <w:i w:val="1"/>
+          <w:iCs w:val="1"/>
           <w:rtl w:val="0"/>
         </w:rPr>
         <w:t xml:space="preserve">wordpress</w:t>
@@ -7614,7 +6853,7 @@
         </w:rPr>
         <w:t xml:space="preserve">Si accedemos a </w:t>
       </w:r>
-      <w:hyperlink r:id="rId28">
+      <w:hyperlink r:id="rId27">
         <w:r>
           <w:rPr>
             <w:color w:val="1155cc"/>
@@ -7796,7 +7035,9 @@
       <w:r>
         <w:rPr>
           <w:b w:val="1"/>
+          <w:bCs w:val="1"/>
           <w:i w:val="1"/>
+          <w:iCs w:val="1"/>
           <w:rtl w:val="0"/>
         </w:rPr>
         <w:t xml:space="preserve">up</w:t>
@@ -7810,7 +7051,9 @@
       <w:r>
         <w:rPr>
           <w:b w:val="1"/>
+          <w:bCs w:val="1"/>
           <w:i w:val="1"/>
+          <w:iCs w:val="1"/>
           <w:rtl w:val="0"/>
         </w:rPr>
         <w:t xml:space="preserve">docker-compose.yml”</w:t>
@@ -7821,7 +7064,7 @@
         </w:rPr>
         <w:t xml:space="preserve"> y se lanzarán los contenedores necesarios. El detalle de su funcionamiento y parámetros está definido en la siguiente dirección </w:t>
       </w:r>
-      <w:hyperlink r:id="rId29">
+      <w:hyperlink r:id="rId28">
         <w:r>
           <w:rPr>
             <w:color w:val="1155cc"/>
@@ -7842,12 +7085,14 @@
         <w:pageBreakBefore w:val="0"/>
         <w:rPr>
           <w:b w:val="1"/>
+          <w:bCs w:val="1"/>
           <w:u w:val="single"/>
         </w:rPr>
       </w:pPr>
       <w:r>
         <w:rPr>
           <w:b w:val="1"/>
+          <w:bCs w:val="1"/>
           <w:u w:val="single"/>
           <w:rtl w:val="0"/>
         </w:rPr>
@@ -7936,7 +7181,9 @@
       <w:r>
         <w:rPr>
           <w:b w:val="1"/>
+          <w:bCs w:val="1"/>
           <w:i w:val="1"/>
+          <w:iCs w:val="1"/>
           <w:rtl w:val="0"/>
         </w:rPr>
         <w:t xml:space="preserve">-d</w:t>
@@ -8018,7 +7265,9 @@
       <w:r>
         <w:rPr>
           <w:b w:val="1"/>
+          <w:bCs w:val="1"/>
           <w:i w:val="1"/>
+          <w:iCs w:val="1"/>
           <w:rtl w:val="0"/>
         </w:rPr>
         <w:t xml:space="preserve">-f</w:t>
@@ -8032,6 +7281,7 @@
       <w:r>
         <w:rPr>
           <w:b w:val="1"/>
+          <w:bCs w:val="1"/>
           <w:rtl w:val="0"/>
         </w:rPr>
         <w:t xml:space="preserve">YAML</w:t>
@@ -8045,7 +7295,9 @@
       <w:r>
         <w:rPr>
           <w:b w:val="1"/>
+          <w:bCs w:val="1"/>
           <w:i w:val="1"/>
+          <w:iCs w:val="1"/>
           <w:rtl w:val="0"/>
         </w:rPr>
         <w:t xml:space="preserve">Docker Compose</w:t>
@@ -8138,7 +7390,9 @@
       <w:r>
         <w:rPr>
           <w:b w:val="1"/>
+          <w:bCs w:val="1"/>
           <w:i w:val="1"/>
+          <w:iCs w:val="1"/>
           <w:rtl w:val="0"/>
         </w:rPr>
         <w:t xml:space="preserve">--force-recreate</w:t>
@@ -8232,7 +7486,9 @@
       <w:r>
         <w:rPr>
           <w:b w:val="1"/>
+          <w:bCs w:val="1"/>
           <w:i w:val="1"/>
+          <w:iCs w:val="1"/>
           <w:rtl w:val="0"/>
         </w:rPr>
         <w:t xml:space="preserve">--scale</w:t>
@@ -8246,7 +7502,9 @@
       <w:r>
         <w:rPr>
           <w:b w:val="1"/>
+          <w:bCs w:val="1"/>
           <w:i w:val="1"/>
+          <w:iCs w:val="1"/>
           <w:rtl w:val="0"/>
         </w:rPr>
         <w:t xml:space="preserve">db</w:t>
@@ -8260,7 +7518,9 @@
       <w:r>
         <w:rPr>
           <w:b w:val="1"/>
+          <w:bCs w:val="1"/>
           <w:i w:val="1"/>
+          <w:iCs w:val="1"/>
           <w:rtl w:val="0"/>
         </w:rPr>
         <w:t xml:space="preserve">Docker Compose</w:t>
@@ -8313,7 +7573,9 @@
       <w:r>
         <w:rPr>
           <w:b w:val="1"/>
+          <w:bCs w:val="1"/>
           <w:i w:val="1"/>
+          <w:iCs w:val="1"/>
           <w:rtl w:val="0"/>
         </w:rPr>
         <w:t xml:space="preserve">down</w:t>
@@ -8336,7 +7598,7 @@
         </w:rPr>
         <w:t xml:space="preserve">El detalle de su funcionamiento y parámetros está definido en la siguiente dirección </w:t>
       </w:r>
-      <w:hyperlink r:id="rId30">
+      <w:hyperlink r:id="rId29">
         <w:r>
           <w:rPr>
             <w:color w:val="1155cc"/>
@@ -8357,12 +7619,14 @@
         <w:pageBreakBefore w:val="0"/>
         <w:rPr>
           <w:b w:val="1"/>
+          <w:bCs w:val="1"/>
           <w:u w:val="single"/>
         </w:rPr>
       </w:pPr>
       <w:r>
         <w:rPr>
           <w:b w:val="1"/>
+          <w:bCs w:val="1"/>
           <w:u w:val="single"/>
           <w:rtl w:val="0"/>
         </w:rPr>
@@ -8645,7 +7909,9 @@
       <w:r>
         <w:rPr>
           <w:b w:val="1"/>
+          <w:bCs w:val="1"/>
           <w:i w:val="1"/>
+          <w:iCs w:val="1"/>
           <w:rtl w:val="0"/>
         </w:rPr>
         <w:t xml:space="preserve">docker-compose.yml”</w:t>
@@ -8668,7 +7934,7 @@
         </w:rPr>
         <w:t xml:space="preserve">Su funcionamiento se detalla en </w:t>
       </w:r>
-      <w:hyperlink r:id="rId31">
+      <w:hyperlink r:id="rId30">
         <w:r>
           <w:rPr>
             <w:color w:val="1155cc"/>
@@ -8720,7 +7986,9 @@
       <w:r>
         <w:rPr>
           <w:b w:val="1"/>
+          <w:bCs w:val="1"/>
           <w:i w:val="1"/>
+          <w:iCs w:val="1"/>
           <w:rtl w:val="0"/>
         </w:rPr>
         <w:t xml:space="preserve">docker-compose.yml”</w:t>
@@ -8743,7 +8011,7 @@
         </w:rPr>
         <w:t xml:space="preserve">Su funcionamiento se detalla en </w:t>
       </w:r>
-      <w:hyperlink r:id="rId32">
+      <w:hyperlink r:id="rId31">
         <w:r>
           <w:rPr>
             <w:color w:val="1155cc"/>
@@ -8795,7 +8063,9 @@
       <w:r>
         <w:rPr>
           <w:b w:val="1"/>
+          <w:bCs w:val="1"/>
           <w:i w:val="1"/>
+          <w:iCs w:val="1"/>
           <w:rtl w:val="0"/>
         </w:rPr>
         <w:t xml:space="preserve">docker-compose.yml”</w:t>
@@ -8806,7 +8076,7 @@
         </w:rPr>
         <w:t xml:space="preserve">. El detalle de su funcionamiento está disponible en </w:t>
       </w:r>
-      <w:hyperlink r:id="rId33">
+      <w:hyperlink r:id="rId32">
         <w:r>
           <w:rPr>
             <w:color w:val="1155cc"/>
@@ -8864,7 +8134,9 @@
       <w:r>
         <w:rPr>
           <w:b w:val="1"/>
+          <w:bCs w:val="1"/>
           <w:i w:val="1"/>
+          <w:iCs w:val="1"/>
           <w:rtl w:val="0"/>
         </w:rPr>
         <w:t xml:space="preserve">pause</w:t>
@@ -8878,6 +8150,7 @@
       <w:r>
         <w:rPr>
           <w:b w:val="1"/>
+          <w:bCs w:val="1"/>
           <w:rtl w:val="0"/>
         </w:rPr>
         <w:t xml:space="preserve">unpause</w:t>
@@ -8900,7 +8173,7 @@
         </w:rPr>
         <w:t xml:space="preserve">El detalle de su funcionamiento y parámetros está definido en la siguiente dirección </w:t>
       </w:r>
-      <w:hyperlink r:id="rId34">
+      <w:hyperlink r:id="rId33">
         <w:r>
           <w:rPr>
             <w:color w:val="1155cc"/>
@@ -8952,7 +8225,9 @@
       <w:r>
         <w:rPr>
           <w:b w:val="1"/>
+          <w:bCs w:val="1"/>
           <w:i w:val="1"/>
+          <w:iCs w:val="1"/>
           <w:rtl w:val="0"/>
         </w:rPr>
         <w:t xml:space="preserve">start</w:t>
@@ -8966,7 +8241,9 @@
       <w:r>
         <w:rPr>
           <w:b w:val="1"/>
+          <w:bCs w:val="1"/>
           <w:i w:val="1"/>
+          <w:iCs w:val="1"/>
           <w:rtl w:val="0"/>
         </w:rPr>
         <w:t xml:space="preserve">stop</w:t>
@@ -9003,7 +8280,7 @@
           <w:u w:val="none"/>
         </w:rPr>
       </w:pPr>
-      <w:hyperlink r:id="rId35">
+      <w:hyperlink r:id="rId34">
         <w:r>
           <w:rPr>
             <w:color w:val="1155cc"/>
@@ -9032,7 +8309,7 @@
           <w:u w:val="none"/>
         </w:rPr>
       </w:pPr>
-      <w:hyperlink r:id="rId36">
+      <w:hyperlink r:id="rId35">
         <w:r>
           <w:rPr>
             <w:color w:val="1155cc"/>
@@ -9067,6 +8344,7 @@
       <w:r>
         <w:rPr>
           <w:b w:val="1"/>
+          <w:bCs w:val="1"/>
           <w:u w:val="single"/>
           <w:rtl w:val="0"/>
         </w:rPr>
@@ -9161,7 +8439,9 @@
       <w:r>
         <w:rPr>
           <w:b w:val="1"/>
+          <w:bCs w:val="1"/>
           <w:i w:val="1"/>
+          <w:iCs w:val="1"/>
           <w:rtl w:val="0"/>
         </w:rPr>
         <w:t xml:space="preserve">db</w:t>
@@ -9243,7 +8523,9 @@
       <w:r>
         <w:rPr>
           <w:b w:val="1"/>
+          <w:bCs w:val="1"/>
           <w:i w:val="1"/>
+          <w:iCs w:val="1"/>
           <w:rtl w:val="0"/>
         </w:rPr>
         <w:t xml:space="preserve">db</w:t>
@@ -9298,7 +8580,9 @@
       <w:r>
         <w:rPr>
           <w:b w:val="1"/>
+          <w:bCs w:val="1"/>
           <w:i w:val="1"/>
+          <w:iCs w:val="1"/>
           <w:rtl w:val="0"/>
         </w:rPr>
         <w:t xml:space="preserve">docker ps</w:t>
@@ -9309,7 +8593,7 @@
         </w:rPr>
         <w:t xml:space="preserve">”, solo que aplicado a los contenedores de la plantilla. El detalle de su funcionamiento y parámetros está definido en la siguiente dirección </w:t>
       </w:r>
-      <w:hyperlink r:id="rId37">
+      <w:hyperlink r:id="rId36">
         <w:r>
           <w:rPr>
             <w:color w:val="1155cc"/>
@@ -9361,7 +8645,9 @@
       <w:r>
         <w:rPr>
           <w:b w:val="1"/>
+          <w:bCs w:val="1"/>
           <w:i w:val="1"/>
+          <w:iCs w:val="1"/>
           <w:rtl w:val="0"/>
         </w:rPr>
         <w:t xml:space="preserve">exec</w:t>
@@ -9381,7 +8667,9 @@
       <w:r>
         <w:rPr>
           <w:b w:val="1"/>
+          <w:bCs w:val="1"/>
           <w:i w:val="1"/>
+          <w:iCs w:val="1"/>
           <w:rtl w:val="0"/>
         </w:rPr>
         <w:t xml:space="preserve">docker exec</w:t>
@@ -9398,7 +8686,7 @@
         <w:pageBreakBefore w:val="0"/>
         <w:rPr/>
       </w:pPr>
-      <w:hyperlink r:id="rId38">
+      <w:hyperlink r:id="rId37">
         <w:r>
           <w:rPr>
             <w:color w:val="1155cc"/>
@@ -9422,6 +8710,7 @@
       <w:r>
         <w:rPr>
           <w:b w:val="1"/>
+          <w:bCs w:val="1"/>
           <w:u w:val="single"/>
           <w:rtl w:val="0"/>
         </w:rPr>
@@ -9558,7 +8847,9 @@
       <w:r>
         <w:rPr>
           <w:b w:val="1"/>
+          <w:bCs w:val="1"/>
           <w:i w:val="1"/>
+          <w:iCs w:val="1"/>
           <w:rtl w:val="0"/>
         </w:rPr>
         <w:t xml:space="preserve">rm</w:t>
@@ -9572,7 +8863,9 @@
       <w:r>
         <w:rPr>
           <w:b w:val="1"/>
+          <w:bCs w:val="1"/>
           <w:i w:val="1"/>
+          <w:iCs w:val="1"/>
           <w:rtl w:val="0"/>
         </w:rPr>
         <w:t xml:space="preserve">docker-compose.yml</w:t>
@@ -9583,7 +8876,7 @@
         </w:rPr>
         <w:t xml:space="preserve">”. El detalle de su funcionamiento está definido en </w:t>
       </w:r>
-      <w:hyperlink r:id="rId39">
+      <w:hyperlink r:id="rId38">
         <w:r>
           <w:rPr>
             <w:color w:val="1155cc"/>
@@ -9643,7 +8936,7 @@
         </w:rPr>
         <w:t xml:space="preserve">[1] Docker Docs </w:t>
       </w:r>
-      <w:hyperlink r:id="rId40">
+      <w:hyperlink r:id="rId39">
         <w:r>
           <w:rPr>
             <w:color w:val="1155cc"/>
@@ -9671,7 +8964,7 @@
         </w:rPr>
         <w:t xml:space="preserve">[2] Docker Compose </w:t>
       </w:r>
-      <w:hyperlink r:id="rId41">
+      <w:hyperlink r:id="rId40">
         <w:r>
           <w:rPr>
             <w:color w:val="1155cc"/>
@@ -9694,10 +8987,10 @@
       </w:r>
     </w:p>
     <w:sectPr>
-      <w:headerReference r:id="rId42" w:type="default"/>
-      <w:headerReference r:id="rId43" w:type="first"/>
-      <w:footerReference r:id="rId44" w:type="default"/>
-      <w:footerReference r:id="rId45" w:type="first"/>
+      <w:headerReference r:id="rId41" w:type="default"/>
+      <w:headerReference r:id="rId42" w:type="first"/>
+      <w:footerReference r:id="rId43" w:type="default"/>
+      <w:footerReference r:id="rId44" w:type="first"/>
       <w:pgSz w:h="16838" w:w="11906" w:orient="portrait"/>
       <w:pgMar w:bottom="1133.8582677165355" w:top="1133.8582677165355" w:left="1133.8582677165355" w:right="1133.8582677165355" w:header="0" w:footer="0"/>
       <w:pgNumType w:start="1"/>
@@ -9875,7 +9168,7 @@
         <w:szCs w:val="18"/>
         <w:rtl w:val="0"/>
       </w:rPr>
-      <w:t xml:space="preserve">Curso Introducción a Docker </w:t>
+      <w:t xml:space="preserve">Curso Introducción a Docker y Kubernetes </w:t>
       <w:tab/>
       <w:tab/>
       <w:t xml:space="preserve">UD06. Docker Compose</w:t>
@@ -10245,11 +9538,19 @@
       </w:pPr>
     </w:pPrDefault>
   </w:docDefaults>
+  <w:style w:type="table" w:styleId="TableNormal" w:default="1">
+    <w:name w:val="TableNormal"/>
+    <w:tblPr>
+      <w:tblCellMar>
+        <w:top w:w="100.0" w:type="dxa"/>
+        <w:left w:w="100.0" w:type="dxa"/>
+        <w:bottom w:w="100.0" w:type="dxa"/>
+        <w:right w:w="100.0" w:type="dxa"/>
+      </w:tblCellMar>
+    </w:tblPr>
+  </w:style>
   <w:style w:type="paragraph" w:styleId="Normal" w:default="1">
     <w:name w:val="normal"/>
-  </w:style>
-  <w:style w:type="table" w:styleId="TableNormal" w:default="1">
-    <w:name w:val="Table Normal"/>
   </w:style>
   <w:style w:type="paragraph" w:styleId="Heading1">
     <w:name w:val="heading 1"/>
@@ -10297,6 +9598,7 @@
     <w:rPr>
       <w:rFonts w:ascii="Arial" w:cs="Arial" w:eastAsia="Arial" w:hAnsi="Arial"/>
       <w:b w:val="0"/>
+      <w:bCs w:val="0"/>
       <w:smallCaps w:val="0"/>
       <w:color w:val="669966"/>
       <w:sz w:val="22"/>
@@ -10317,7 +9619,9 @@
     <w:rPr>
       <w:rFonts w:ascii="Arial" w:cs="Arial" w:eastAsia="Arial" w:hAnsi="Arial"/>
       <w:b w:val="1"/>
+      <w:bCs w:val="1"/>
       <w:i w:val="1"/>
+      <w:iCs w:val="1"/>
       <w:smallCaps w:val="0"/>
       <w:sz w:val="21"/>
       <w:szCs w:val="21"/>
@@ -10338,6 +9642,7 @@
     <w:rPr>
       <w:rFonts w:ascii="Arial" w:cs="Arial" w:eastAsia="Arial" w:hAnsi="Arial"/>
       <w:b w:val="1"/>
+      <w:bCs w:val="1"/>
       <w:smallCaps w:val="1"/>
       <w:sz w:val="24"/>
       <w:szCs w:val="24"/>
@@ -10355,6 +9660,7 @@
     </w:pPr>
     <w:rPr>
       <w:b w:val="1"/>
+      <w:bCs w:val="1"/>
       <w:sz w:val="20"/>
       <w:szCs w:val="20"/>
     </w:rPr>
@@ -10371,6 +9677,7 @@
     </w:pPr>
     <w:rPr>
       <w:b w:val="1"/>
+      <w:bCs w:val="1"/>
       <w:sz w:val="72"/>
       <w:szCs w:val="72"/>
     </w:rPr>
@@ -10388,6 +9695,7 @@
     <w:rPr>
       <w:rFonts w:ascii="Georgia" w:cs="Georgia" w:eastAsia="Georgia" w:hAnsi="Georgia"/>
       <w:i w:val="1"/>
+      <w:iCs w:val="1"/>
       <w:color w:val="666666"/>
       <w:sz w:val="48"/>
       <w:szCs w:val="48"/>
@@ -10398,12 +9706,6 @@
     <w:tblPr>
       <w:tblStyleRowBandSize w:val="1"/>
       <w:tblStyleColBandSize w:val="1"/>
-      <w:tblCellMar>
-        <w:top w:w="100.0" w:type="dxa"/>
-        <w:left w:w="100.0" w:type="dxa"/>
-        <w:bottom w:w="100.0" w:type="dxa"/>
-        <w:right w:w="100.0" w:type="dxa"/>
-      </w:tblCellMar>
     </w:tblPr>
   </w:style>
   <w:style w:type="table" w:styleId="Table2">
@@ -10411,12 +9713,6 @@
     <w:tblPr>
       <w:tblStyleRowBandSize w:val="1"/>
       <w:tblStyleColBandSize w:val="1"/>
-      <w:tblCellMar>
-        <w:top w:w="100.0" w:type="dxa"/>
-        <w:left w:w="100.0" w:type="dxa"/>
-        <w:bottom w:w="100.0" w:type="dxa"/>
-        <w:right w:w="100.0" w:type="dxa"/>
-      </w:tblCellMar>
     </w:tblPr>
   </w:style>
   <w:style w:type="table" w:styleId="Table3">
@@ -10424,12 +9720,6 @@
     <w:tblPr>
       <w:tblStyleRowBandSize w:val="1"/>
       <w:tblStyleColBandSize w:val="1"/>
-      <w:tblCellMar>
-        <w:top w:w="100.0" w:type="dxa"/>
-        <w:left w:w="100.0" w:type="dxa"/>
-        <w:bottom w:w="100.0" w:type="dxa"/>
-        <w:right w:w="100.0" w:type="dxa"/>
-      </w:tblCellMar>
     </w:tblPr>
   </w:style>
   <w:style w:type="table" w:styleId="Table4">
@@ -10437,12 +9727,6 @@
     <w:tblPr>
       <w:tblStyleRowBandSize w:val="1"/>
       <w:tblStyleColBandSize w:val="1"/>
-      <w:tblCellMar>
-        <w:top w:w="100.0" w:type="dxa"/>
-        <w:left w:w="100.0" w:type="dxa"/>
-        <w:bottom w:w="100.0" w:type="dxa"/>
-        <w:right w:w="100.0" w:type="dxa"/>
-      </w:tblCellMar>
     </w:tblPr>
   </w:style>
   <w:style w:type="table" w:styleId="Table5">
@@ -10450,12 +9734,6 @@
     <w:tblPr>
       <w:tblStyleRowBandSize w:val="1"/>
       <w:tblStyleColBandSize w:val="1"/>
-      <w:tblCellMar>
-        <w:top w:w="100.0" w:type="dxa"/>
-        <w:left w:w="100.0" w:type="dxa"/>
-        <w:bottom w:w="100.0" w:type="dxa"/>
-        <w:right w:w="100.0" w:type="dxa"/>
-      </w:tblCellMar>
     </w:tblPr>
   </w:style>
   <w:style w:type="table" w:styleId="Table6">
@@ -10463,12 +9741,6 @@
     <w:tblPr>
       <w:tblStyleRowBandSize w:val="1"/>
       <w:tblStyleColBandSize w:val="1"/>
-      <w:tblCellMar>
-        <w:top w:w="100.0" w:type="dxa"/>
-        <w:left w:w="100.0" w:type="dxa"/>
-        <w:bottom w:w="100.0" w:type="dxa"/>
-        <w:right w:w="100.0" w:type="dxa"/>
-      </w:tblCellMar>
     </w:tblPr>
   </w:style>
   <w:style w:type="table" w:styleId="Table7">
@@ -10476,12 +9748,6 @@
     <w:tblPr>
       <w:tblStyleRowBandSize w:val="1"/>
       <w:tblStyleColBandSize w:val="1"/>
-      <w:tblCellMar>
-        <w:top w:w="100.0" w:type="dxa"/>
-        <w:left w:w="100.0" w:type="dxa"/>
-        <w:bottom w:w="100.0" w:type="dxa"/>
-        <w:right w:w="100.0" w:type="dxa"/>
-      </w:tblCellMar>
     </w:tblPr>
   </w:style>
   <w:style w:type="table" w:styleId="Table8">
@@ -10489,12 +9755,6 @@
     <w:tblPr>
       <w:tblStyleRowBandSize w:val="1"/>
       <w:tblStyleColBandSize w:val="1"/>
-      <w:tblCellMar>
-        <w:top w:w="100.0" w:type="dxa"/>
-        <w:left w:w="100.0" w:type="dxa"/>
-        <w:bottom w:w="100.0" w:type="dxa"/>
-        <w:right w:w="100.0" w:type="dxa"/>
-      </w:tblCellMar>
     </w:tblPr>
   </w:style>
   <w:style w:type="table" w:styleId="Table9">
@@ -10502,12 +9762,6 @@
     <w:tblPr>
       <w:tblStyleRowBandSize w:val="1"/>
       <w:tblStyleColBandSize w:val="1"/>
-      <w:tblCellMar>
-        <w:top w:w="100.0" w:type="dxa"/>
-        <w:left w:w="100.0" w:type="dxa"/>
-        <w:bottom w:w="100.0" w:type="dxa"/>
-        <w:right w:w="100.0" w:type="dxa"/>
-      </w:tblCellMar>
     </w:tblPr>
   </w:style>
   <w:style w:type="table" w:styleId="Table10">
@@ -10515,12 +9769,6 @@
     <w:tblPr>
       <w:tblStyleRowBandSize w:val="1"/>
       <w:tblStyleColBandSize w:val="1"/>
-      <w:tblCellMar>
-        <w:top w:w="100.0" w:type="dxa"/>
-        <w:left w:w="100.0" w:type="dxa"/>
-        <w:bottom w:w="100.0" w:type="dxa"/>
-        <w:right w:w="100.0" w:type="dxa"/>
-      </w:tblCellMar>
     </w:tblPr>
   </w:style>
   <w:style w:type="table" w:styleId="Table11">
@@ -10528,12 +9776,6 @@
     <w:tblPr>
       <w:tblStyleRowBandSize w:val="1"/>
       <w:tblStyleColBandSize w:val="1"/>
-      <w:tblCellMar>
-        <w:top w:w="100.0" w:type="dxa"/>
-        <w:left w:w="100.0" w:type="dxa"/>
-        <w:bottom w:w="100.0" w:type="dxa"/>
-        <w:right w:w="100.0" w:type="dxa"/>
-      </w:tblCellMar>
     </w:tblPr>
   </w:style>
   <w:style w:type="table" w:styleId="Table12">
@@ -10541,12 +9783,6 @@
     <w:tblPr>
       <w:tblStyleRowBandSize w:val="1"/>
       <w:tblStyleColBandSize w:val="1"/>
-      <w:tblCellMar>
-        <w:top w:w="100.0" w:type="dxa"/>
-        <w:left w:w="100.0" w:type="dxa"/>
-        <w:bottom w:w="100.0" w:type="dxa"/>
-        <w:right w:w="100.0" w:type="dxa"/>
-      </w:tblCellMar>
     </w:tblPr>
   </w:style>
   <w:style w:type="table" w:styleId="Table13">
@@ -10554,12 +9790,6 @@
     <w:tblPr>
       <w:tblStyleRowBandSize w:val="1"/>
       <w:tblStyleColBandSize w:val="1"/>
-      <w:tblCellMar>
-        <w:top w:w="100.0" w:type="dxa"/>
-        <w:left w:w="100.0" w:type="dxa"/>
-        <w:bottom w:w="100.0" w:type="dxa"/>
-        <w:right w:w="100.0" w:type="dxa"/>
-      </w:tblCellMar>
     </w:tblPr>
   </w:style>
   <w:style w:type="table" w:styleId="Table14">
@@ -10567,12 +9797,6 @@
     <w:tblPr>
       <w:tblStyleRowBandSize w:val="1"/>
       <w:tblStyleColBandSize w:val="1"/>
-      <w:tblCellMar>
-        <w:top w:w="100.0" w:type="dxa"/>
-        <w:left w:w="100.0" w:type="dxa"/>
-        <w:bottom w:w="100.0" w:type="dxa"/>
-        <w:right w:w="100.0" w:type="dxa"/>
-      </w:tblCellMar>
     </w:tblPr>
   </w:style>
   <w:style w:type="table" w:styleId="Table15">
@@ -10580,12 +9804,6 @@
     <w:tblPr>
       <w:tblStyleRowBandSize w:val="1"/>
       <w:tblStyleColBandSize w:val="1"/>
-      <w:tblCellMar>
-        <w:top w:w="100.0" w:type="dxa"/>
-        <w:left w:w="100.0" w:type="dxa"/>
-        <w:bottom w:w="100.0" w:type="dxa"/>
-        <w:right w:w="100.0" w:type="dxa"/>
-      </w:tblCellMar>
     </w:tblPr>
   </w:style>
   <w:style w:type="table" w:styleId="Table16">
@@ -10593,12 +9811,6 @@
     <w:tblPr>
       <w:tblStyleRowBandSize w:val="1"/>
       <w:tblStyleColBandSize w:val="1"/>
-      <w:tblCellMar>
-        <w:top w:w="100.0" w:type="dxa"/>
-        <w:left w:w="100.0" w:type="dxa"/>
-        <w:bottom w:w="100.0" w:type="dxa"/>
-        <w:right w:w="100.0" w:type="dxa"/>
-      </w:tblCellMar>
     </w:tblPr>
   </w:style>
   <w:style w:type="table" w:styleId="Table17">
@@ -10606,12 +9818,6 @@
     <w:tblPr>
       <w:tblStyleRowBandSize w:val="1"/>
       <w:tblStyleColBandSize w:val="1"/>
-      <w:tblCellMar>
-        <w:top w:w="100.0" w:type="dxa"/>
-        <w:left w:w="100.0" w:type="dxa"/>
-        <w:bottom w:w="100.0" w:type="dxa"/>
-        <w:right w:w="100.0" w:type="dxa"/>
-      </w:tblCellMar>
     </w:tblPr>
   </w:style>
   <w:style w:type="table" w:styleId="Table18">
@@ -10619,12 +9825,6 @@
     <w:tblPr>
       <w:tblStyleRowBandSize w:val="1"/>
       <w:tblStyleColBandSize w:val="1"/>
-      <w:tblCellMar>
-        <w:top w:w="100.0" w:type="dxa"/>
-        <w:left w:w="100.0" w:type="dxa"/>
-        <w:bottom w:w="100.0" w:type="dxa"/>
-        <w:right w:w="100.0" w:type="dxa"/>
-      </w:tblCellMar>
     </w:tblPr>
   </w:style>
   <w:style w:type="table" w:styleId="Table19">
@@ -10632,12 +9832,6 @@
     <w:tblPr>
       <w:tblStyleRowBandSize w:val="1"/>
       <w:tblStyleColBandSize w:val="1"/>
-      <w:tblCellMar>
-        <w:top w:w="100.0" w:type="dxa"/>
-        <w:left w:w="100.0" w:type="dxa"/>
-        <w:bottom w:w="100.0" w:type="dxa"/>
-        <w:right w:w="100.0" w:type="dxa"/>
-      </w:tblCellMar>
     </w:tblPr>
   </w:style>
   <w:style w:type="table" w:styleId="Table20">
@@ -10645,12 +9839,6 @@
     <w:tblPr>
       <w:tblStyleRowBandSize w:val="1"/>
       <w:tblStyleColBandSize w:val="1"/>
-      <w:tblCellMar>
-        <w:top w:w="100.0" w:type="dxa"/>
-        <w:left w:w="100.0" w:type="dxa"/>
-        <w:bottom w:w="100.0" w:type="dxa"/>
-        <w:right w:w="100.0" w:type="dxa"/>
-      </w:tblCellMar>
     </w:tblPr>
   </w:style>
   <w:style w:type="table" w:styleId="Table21">
@@ -10658,12 +9846,6 @@
     <w:tblPr>
       <w:tblStyleRowBandSize w:val="1"/>
       <w:tblStyleColBandSize w:val="1"/>
-      <w:tblCellMar>
-        <w:top w:w="100.0" w:type="dxa"/>
-        <w:left w:w="100.0" w:type="dxa"/>
-        <w:bottom w:w="100.0" w:type="dxa"/>
-        <w:right w:w="100.0" w:type="dxa"/>
-      </w:tblCellMar>
     </w:tblPr>
   </w:style>
   <w:style w:type="table" w:styleId="Table22">
@@ -10671,12 +9853,6 @@
     <w:tblPr>
       <w:tblStyleRowBandSize w:val="1"/>
       <w:tblStyleColBandSize w:val="1"/>
-      <w:tblCellMar>
-        <w:top w:w="100.0" w:type="dxa"/>
-        <w:left w:w="100.0" w:type="dxa"/>
-        <w:bottom w:w="100.0" w:type="dxa"/>
-        <w:right w:w="100.0" w:type="dxa"/>
-      </w:tblCellMar>
     </w:tblPr>
   </w:style>
   <w:style w:type="table" w:styleId="Table23">
@@ -10684,12 +9860,6 @@
     <w:tblPr>
       <w:tblStyleRowBandSize w:val="1"/>
       <w:tblStyleColBandSize w:val="1"/>
-      <w:tblCellMar>
-        <w:top w:w="100.0" w:type="dxa"/>
-        <w:left w:w="100.0" w:type="dxa"/>
-        <w:bottom w:w="100.0" w:type="dxa"/>
-        <w:right w:w="100.0" w:type="dxa"/>
-      </w:tblCellMar>
     </w:tblPr>
   </w:style>
   <w:style w:type="table" w:styleId="Table24">
@@ -10697,12 +9867,6 @@
     <w:tblPr>
       <w:tblStyleRowBandSize w:val="1"/>
       <w:tblStyleColBandSize w:val="1"/>
-      <w:tblCellMar>
-        <w:top w:w="100.0" w:type="dxa"/>
-        <w:left w:w="100.0" w:type="dxa"/>
-        <w:bottom w:w="100.0" w:type="dxa"/>
-        <w:right w:w="100.0" w:type="dxa"/>
-      </w:tblCellMar>
     </w:tblPr>
   </w:style>
   <w:style w:type="table" w:styleId="Table25">
@@ -10710,12 +9874,6 @@
     <w:tblPr>
       <w:tblStyleRowBandSize w:val="1"/>
       <w:tblStyleColBandSize w:val="1"/>
-      <w:tblCellMar>
-        <w:top w:w="100.0" w:type="dxa"/>
-        <w:left w:w="100.0" w:type="dxa"/>
-        <w:bottom w:w="100.0" w:type="dxa"/>
-        <w:right w:w="100.0" w:type="dxa"/>
-      </w:tblCellMar>
     </w:tblPr>
   </w:style>
   <w:style w:type="table" w:styleId="Table26">
@@ -10723,12 +9881,6 @@
     <w:tblPr>
       <w:tblStyleRowBandSize w:val="1"/>
       <w:tblStyleColBandSize w:val="1"/>
-      <w:tblCellMar>
-        <w:top w:w="100.0" w:type="dxa"/>
-        <w:left w:w="100.0" w:type="dxa"/>
-        <w:bottom w:w="100.0" w:type="dxa"/>
-        <w:right w:w="100.0" w:type="dxa"/>
-      </w:tblCellMar>
     </w:tblPr>
   </w:style>
   <w:style w:type="table" w:styleId="Table27">
@@ -10736,12 +9888,6 @@
     <w:tblPr>
       <w:tblStyleRowBandSize w:val="1"/>
       <w:tblStyleColBandSize w:val="1"/>
-      <w:tblCellMar>
-        <w:top w:w="100.0" w:type="dxa"/>
-        <w:left w:w="100.0" w:type="dxa"/>
-        <w:bottom w:w="100.0" w:type="dxa"/>
-        <w:right w:w="100.0" w:type="dxa"/>
-      </w:tblCellMar>
     </w:tblPr>
   </w:style>
 </w:styles>

--- a/FuentesCurso/UD 06. Docker Compose/UD 06.01 - Docker Compose.docx
+++ b/FuentesCurso/UD 06. Docker Compose/UD 06.01 - Docker Compose.docx
@@ -74,12 +74,12 @@
           <wp:inline distB="114300" distT="114300" distL="114300" distR="114300">
             <wp:extent cx="447675" cy="57150"/>
             <wp:effectExtent b="0" l="0" r="0" t="0"/>
-            <wp:docPr descr="short line" id="5" name="image4.png"/>
+            <wp:docPr descr="short line" id="5" name="image3.png"/>
             <a:graphic>
               <a:graphicData uri="http://schemas.openxmlformats.org/drawingml/2006/picture">
                 <pic:pic>
                   <pic:nvPicPr>
-                    <pic:cNvPr descr="short line" id="0" name="image4.png"/>
+                    <pic:cNvPr descr="short line" id="0" name="image3.png"/>
                     <pic:cNvPicPr preferRelativeResize="0"/>
                   </pic:nvPicPr>
                   <pic:blipFill>
@@ -166,12 +166,12 @@
           <wp:inline distB="114300" distT="114300" distL="114300" distR="114300">
             <wp:extent cx="6120000" cy="444500"/>
             <wp:effectExtent b="0" l="0" r="0" t="0"/>
-            <wp:docPr id="1" name="image2.png"/>
+            <wp:docPr id="1" name="image1.png"/>
             <a:graphic>
               <a:graphicData uri="http://schemas.openxmlformats.org/drawingml/2006/picture">
                 <pic:pic>
                   <pic:nvPicPr>
-                    <pic:cNvPr id="0" name="image2.png"/>
+                    <pic:cNvPr id="0" name="image1.png"/>
                     <pic:cNvPicPr preferRelativeResize="0"/>
                   </pic:nvPicPr>
                   <pic:blipFill>
@@ -413,12 +413,12 @@
             <wp:extent cx="922564" cy="322898"/>
             <wp:effectExtent b="0" l="0" r="0" t="0"/>
             <wp:wrapSquare wrapText="bothSides" distB="57150" distT="57150" distL="57150" distR="57150"/>
-            <wp:docPr id="2" name="image1.png"/>
+            <wp:docPr id="2" name="image2.png"/>
             <a:graphic>
               <a:graphicData uri="http://schemas.openxmlformats.org/drawingml/2006/picture">
                 <pic:pic>
                   <pic:nvPicPr>
-                    <pic:cNvPr id="0" name="image1.png"/>
+                    <pic:cNvPr id="0" name="image2.png"/>
                     <pic:cNvPicPr preferRelativeResize="0"/>
                   </pic:nvPicPr>
                   <pic:blipFill>
@@ -649,7 +649,7 @@
     </w:p>
     <w:sdt>
       <w:sdtPr>
-        <w:id w:val="944580251"/>
+        <w:id w:val="-1840382698"/>
         <w:docPartObj>
           <w:docPartGallery w:val="Table of Contents"/>
           <w:docPartUnique w:val="1"/>
@@ -6719,12 +6719,12 @@
           <wp:inline distB="114300" distT="114300" distL="114300" distR="114300">
             <wp:extent cx="6120000" cy="1257300"/>
             <wp:effectExtent b="0" l="0" r="0" t="0"/>
-            <wp:docPr id="3" name="image3.png"/>
+            <wp:docPr id="3" name="image4.png"/>
             <a:graphic>
               <a:graphicData uri="http://schemas.openxmlformats.org/drawingml/2006/picture">
                 <pic:pic>
                   <pic:nvPicPr>
-                    <pic:cNvPr id="0" name="image3.png"/>
+                    <pic:cNvPr id="0" name="image4.png"/>
                     <pic:cNvPicPr preferRelativeResize="0"/>
                   </pic:nvPicPr>
                   <pic:blipFill>
@@ -9047,7 +9047,7 @@
         <w:szCs w:val="18"/>
         <w:rtl w:val="0"/>
       </w:rPr>
-      <w:t xml:space="preserve">Curso Introducción a Docker</w:t>
+      <w:t xml:space="preserve">Curso Introducción a Docker y Kubernetes</w:t>
       <w:tab/>
       <w:tab/>
       <w:t xml:space="preserve">UD06 - Página </w:t>
